--- a/klagomål/A 22645-2026 FSC-klagomål.docx
+++ b/klagomål/A 22645-2026 FSC-klagomål.docx
@@ -787,7 +787,7 @@
     <w:r>
       <w:tab/>
       <w:tab/>
-      <w:t>2026-05-16</w:t>
+      <w:t>2026-05-17</w:t>
       <w:br/>
       <w:br/>
     </w:r>

--- a/klagomål/A 22645-2026 FSC-klagomål.docx
+++ b/klagomål/A 22645-2026 FSC-klagomål.docx
@@ -787,7 +787,7 @@
     <w:r>
       <w:tab/>
       <w:tab/>
-      <w:t>2026-05-17</w:t>
+      <w:t>2026-05-18</w:t>
       <w:br/>
       <w:br/>
     </w:r>

--- a/klagomål/A 22645-2026 FSC-klagomål.docx
+++ b/klagomål/A 22645-2026 FSC-klagomål.docx
@@ -787,7 +787,7 @@
     <w:r>
       <w:tab/>
       <w:tab/>
-      <w:t>2026-05-18</w:t>
+      <w:t>2026-05-19</w:t>
       <w:br/>
       <w:br/>
     </w:r>

--- a/klagomål/A 22645-2026 FSC-klagomål.docx
+++ b/klagomål/A 22645-2026 FSC-klagomål.docx
@@ -787,7 +787,7 @@
     <w:r>
       <w:tab/>
       <w:tab/>
-      <w:t>2026-06-15</w:t>
+      <w:t>2026-06-16</w:t>
       <w:br/>
       <w:br/>
     </w:r>

--- a/klagomål/A 22645-2026 FSC-klagomål.docx
+++ b/klagomål/A 22645-2026 FSC-klagomål.docx
@@ -787,7 +787,7 @@
     <w:r>
       <w:tab/>
       <w:tab/>
-      <w:t>2026-06-16</w:t>
+      <w:t>2026-06-17</w:t>
       <w:br/>
       <w:br/>
     </w:r>

--- a/klagomål/A 22645-2026 FSC-klagomål.docx
+++ b/klagomål/A 22645-2026 FSC-klagomål.docx
@@ -1,6 +1,6 @@
 
 <file path=word/document.xml><?xml version="1.0" encoding="utf-8"?>
-<w:document xmlns:wpc="http://schemas.microsoft.com/office/word/2010/wordprocessingCanvas" xmlns:cx="http://schemas.microsoft.com/office/drawing/2014/chartex" xmlns:cx1="http://schemas.microsoft.com/office/drawing/2015/9/8/chartex" xmlns:cx2="http://schemas.microsoft.com/office/drawing/2015/10/21/chartex" xmlns:cx3="http://schemas.microsoft.com/office/drawing/2016/5/9/chartex" xmlns:cx4="http://schemas.microsoft.com/office/drawing/2016/5/10/chartex" xmlns:cx5="http://schemas.microsoft.com/office/drawing/2016/5/11/chartex" xmlns:cx6="http://schemas.microsoft.com/office/drawing/2016/5/12/chartex" xmlns:cx7="http://schemas.microsoft.com/office/drawing/2016/5/13/chartex" xmlns:cx8="http://schemas.microsoft.com/office/drawing/2016/5/14/chartex" xmlns:mc="http://schemas.openxmlformats.org/markup-compatibility/2006" xmlns:aink="http://schemas.microsoft.com/office/drawing/2016/ink" xmlns:am3d="http://schemas.microsoft.com/office/drawing/2017/model3d" xmlns:o="urn:schemas-microsoft-com:office:office" xmlns:oel="http://schemas.microsoft.com/office/2019/extlst" xmlns:r="http://schemas.openxmlformats.org/officeDocument/2006/relationships" xmlns:m="http://schemas.openxmlformats.org/officeDocument/2006/math" xmlns:v="urn:schemas-microsoft-com:vml" xmlns:wp14="http://schemas.microsoft.com/office/word/2010/wordprocessingDrawing" xmlns:wp="http://schemas.openxmlformats.org/drawingml/2006/wordprocessingDrawing" xmlns:w10="urn:schemas-microsoft-com:office:word" xmlns:w="http://schemas.openxmlformats.org/wordprocessingml/2006/main" xmlns:w14="http://schemas.microsoft.com/office/word/2010/wordml" xmlns:w15="http://schemas.microsoft.com/office/word/2012/wordml" xmlns:w16cex="http://schemas.microsoft.com/office/word/2018/wordml/cex" xmlns:w16cid="http://schemas.microsoft.com/office/word/2016/wordml/cid" xmlns:w16="http://schemas.microsoft.com/office/word/2018/wordml" xmlns:w16sdtdh="http://schemas.microsoft.com/office/word/2020/wordml/sdtdatahash" xmlns:w16se="http://schemas.microsoft.com/office/word/2015/wordml/symex" xmlns:wpg="http://schemas.microsoft.com/office/word/2010/wordprocessingGroup" xmlns:wpi="http://schemas.microsoft.com/office/word/2010/wordprocessingInk" xmlns:wne="http://schemas.microsoft.com/office/word/2006/wordml" xmlns:wps="http://schemas.microsoft.com/office/word/2010/wordprocessingShape" mc:Ignorable="w14 w15 w16se w16cid w16 w16cex w16sdtdh wp14">
+<w:document xmlns:wpc="http://schemas.microsoft.com/office/word/2010/wordprocessingCanvas" xmlns:cx="http://schemas.microsoft.com/office/drawing/2014/chartex" xmlns:cx1="http://schemas.microsoft.com/office/drawing/2015/9/8/chartex" xmlns:cx2="http://schemas.microsoft.com/office/drawing/2015/10/21/chartex" xmlns:cx3="http://schemas.microsoft.com/office/drawing/2016/5/9/chartex" xmlns:cx4="http://schemas.microsoft.com/office/drawing/2016/5/10/chartex" xmlns:cx5="http://schemas.microsoft.com/office/drawing/2016/5/11/chartex" xmlns:cx6="http://schemas.microsoft.com/office/drawing/2016/5/12/chartex" xmlns:cx7="http://schemas.microsoft.com/office/drawing/2016/5/13/chartex" xmlns:cx8="http://schemas.microsoft.com/office/drawing/2016/5/14/chartex" xmlns:mc="http://schemas.openxmlformats.org/markup-compatibility/2006" xmlns:aink="http://schemas.microsoft.com/office/drawing/2016/ink" xmlns:am3d="http://schemas.microsoft.com/office/drawing/2017/model3d" xmlns:o="urn:schemas-microsoft-com:office:office" xmlns:oel="http://schemas.microsoft.com/office/2019/extlst" xmlns:r="http://schemas.openxmlformats.org/officeDocument/2006/relationships" xmlns:m="http://schemas.openxmlformats.org/officeDocument/2006/math" xmlns:v="urn:schemas-microsoft-com:vml" xmlns:wp14="http://schemas.microsoft.com/office/word/2010/wordprocessingDrawing" xmlns:wp="http://schemas.openxmlformats.org/drawingml/2006/wordprocessingDrawing" xmlns:w10="urn:schemas-microsoft-com:office:word" xmlns:w="http://schemas.openxmlformats.org/wordprocessingml/2006/main" xmlns:w14="http://schemas.microsoft.com/office/word/2010/wordml" xmlns:w15="http://schemas.microsoft.com/office/word/2012/wordml" xmlns:w16cex="http://schemas.microsoft.com/office/word/2018/wordml/cex" xmlns:w16cid="http://schemas.microsoft.com/office/word/2016/wordml/cid" xmlns:w16="http://schemas.microsoft.com/office/word/2018/wordml" xmlns:w16du="http://schemas.microsoft.com/office/word/2023/wordml/word16du" xmlns:w16sdtdh="http://schemas.microsoft.com/office/word/2020/wordml/sdtdatahash" xmlns:w16sdtfl="http://schemas.microsoft.com/office/word/2024/wordml/sdtformatlock" xmlns:w16se="http://schemas.microsoft.com/office/word/2015/wordml/symex" xmlns:wpg="http://schemas.microsoft.com/office/word/2010/wordprocessingGroup" xmlns:wpi="http://schemas.microsoft.com/office/word/2010/wordprocessingInk" xmlns:wne="http://schemas.microsoft.com/office/word/2006/wordml" xmlns:wps="http://schemas.microsoft.com/office/word/2010/wordprocessingShape" mc:Ignorable="w14 w15 w16se w16cid w16 w16cex w16sdtdh w16sdtfl w16du wp14">
   <w:body>
     <w:p>
       <w:r>
@@ -168,7 +168,7 @@
     </w:p>
     <w:p>
       <w:r>
-        <w:t>Detta dokument behandlar höga naturvärden i avverkningsanmälan A 22645-2026 i Sollefteå kommun. Denna avverkningsanmälan inkom 2026-05-13 15:46:09 och omfattar 3,8 ha.</w:t>
+        <w:t>Detta dokument behandlar höga naturvärden i avverkningsanmälan A 22645-2026 i Sollefteå kommun som inkom 2026-05-13 och omfattar 3,8 ha.</w:t>
       </w:r>
     </w:p>
     <w:p>
@@ -196,7 +196,10 @@
     </w:p>
     <w:p>
       <w:r>
-        <w:t>De påträffade naturvårdsarterna är ett tydligt kvitto på att detta rör sig om en skog med höga naturvärden. I Figur 1 visas en karta över det avverkningsanmälda området, där samtliga fyndplatser för naturvårdsarter som finns registrerade på Artportalen har markerats.</w:t>
+        <w:t>De påträffade naturvårdsarterna är ett tydligt kvitto på att det rör sig om en skog med höga naturvärden.</w:t>
+      </w:r>
+      <w:r>
+        <w:t xml:space="preserve"> I Figur 1 visas fyndplatser för naturvårdsarter i området, som finns registrerade på Artportalen.</w:t>
       </w:r>
     </w:p>
     <w:p>
@@ -206,7 +209,7 @@
       <w:r>
         <w:drawing>
           <wp:inline xmlns:a="http://schemas.openxmlformats.org/drawingml/2006/main" xmlns:pic="http://schemas.openxmlformats.org/drawingml/2006/picture">
-            <wp:extent cx="5486400" cy="5096334"/>
+            <wp:extent cx="5486400" cy="5007975"/>
             <wp:docPr id="1" name="Picture 1"/>
             <wp:cNvGraphicFramePr>
               <a:graphicFrameLocks noChangeAspect="1"/>
@@ -227,7 +230,7 @@
                   <pic:spPr>
                     <a:xfrm>
                       <a:off x="0" y="0"/>
-                      <a:ext cx="5486400" cy="5096334"/>
+                      <a:ext cx="5486400" cy="5007975"/>
                     </a:xfrm>
                     <a:prstGeom prst="rect"/>
                   </pic:spPr>
@@ -241,14 +244,15 @@
     <w:p>
       <w:pPr>
         <w:pStyle w:val="Caption"/>
+        <w:spacing w:after="240"/>
       </w:pPr>
       <w:r>
-        <w:t>Figur 1. Fyndplatser för naturvårdsarter i det avverkningsanmälda området (röd linje). Markörer utan svart kant är placerade på fyndplatsen. Markörer med svart kant är placerade vid sidan av fyndplatsen och har ett svart streck som visar fyndplatsens exakta position. Kartans mittpunktskoordinat är N 7011800, E 643645 i SWEREF 99 TM.</w:t>
+        <w:t>Figur 1. Fyndplatser för naturvårdsarter i avverkningsanmälan (röd linje). Markörer utan svart kant är placerade på fyndplatsen. Markörer med svart kant är placerade vid sidan av fyndplatsen och har ett svart streck som visar fyndplatsens exakta position. Kartans mittpunktskoordinat är N 7011800, E 643645 i SWEREF 99 TM.</w:t>
       </w:r>
     </w:p>
     <w:p>
       <w:pPr>
-        <w:pStyle w:val="Heading1"/>
+        <w:pStyle w:val="Heading2"/>
       </w:pPr>
       <w:r>
         <w:t>Fridlysta arter</w:t>
@@ -677,7 +681,7 @@
 </file>
 
 <file path=word/endnotes.xml><?xml version="1.0" encoding="utf-8"?>
-<w:endnotes xmlns:wpc="http://schemas.microsoft.com/office/word/2010/wordprocessingCanvas" xmlns:cx="http://schemas.microsoft.com/office/drawing/2014/chartex" xmlns:cx1="http://schemas.microsoft.com/office/drawing/2015/9/8/chartex" xmlns:cx2="http://schemas.microsoft.com/office/drawing/2015/10/21/chartex" xmlns:cx3="http://schemas.microsoft.com/office/drawing/2016/5/9/chartex" xmlns:cx4="http://schemas.microsoft.com/office/drawing/2016/5/10/chartex" xmlns:cx5="http://schemas.microsoft.com/office/drawing/2016/5/11/chartex" xmlns:cx6="http://schemas.microsoft.com/office/drawing/2016/5/12/chartex" xmlns:cx7="http://schemas.microsoft.com/office/drawing/2016/5/13/chartex" xmlns:cx8="http://schemas.microsoft.com/office/drawing/2016/5/14/chartex" xmlns:mc="http://schemas.openxmlformats.org/markup-compatibility/2006" xmlns:aink="http://schemas.microsoft.com/office/drawing/2016/ink" xmlns:am3d="http://schemas.microsoft.com/office/drawing/2017/model3d" xmlns:o="urn:schemas-microsoft-com:office:office" xmlns:oel="http://schemas.microsoft.com/office/2019/extlst" xmlns:r="http://schemas.openxmlformats.org/officeDocument/2006/relationships" xmlns:m="http://schemas.openxmlformats.org/officeDocument/2006/math" xmlns:v="urn:schemas-microsoft-com:vml" xmlns:wp14="http://schemas.microsoft.com/office/word/2010/wordprocessingDrawing" xmlns:wp="http://schemas.openxmlformats.org/drawingml/2006/wordprocessingDrawing" xmlns:w10="urn:schemas-microsoft-com:office:word" xmlns:w="http://schemas.openxmlformats.org/wordprocessingml/2006/main" xmlns:w14="http://schemas.microsoft.com/office/word/2010/wordml" xmlns:w15="http://schemas.microsoft.com/office/word/2012/wordml" xmlns:w16cex="http://schemas.microsoft.com/office/word/2018/wordml/cex" xmlns:w16cid="http://schemas.microsoft.com/office/word/2016/wordml/cid" xmlns:w16="http://schemas.microsoft.com/office/word/2018/wordml" xmlns:w16sdtdh="http://schemas.microsoft.com/office/word/2020/wordml/sdtdatahash" xmlns:w16se="http://schemas.microsoft.com/office/word/2015/wordml/symex" xmlns:wpg="http://schemas.microsoft.com/office/word/2010/wordprocessingGroup" xmlns:wpi="http://schemas.microsoft.com/office/word/2010/wordprocessingInk" xmlns:wne="http://schemas.microsoft.com/office/word/2006/wordml" xmlns:wps="http://schemas.microsoft.com/office/word/2010/wordprocessingShape" mc:Ignorable="w14 w15 w16se w16cid w16 w16cex w16sdtdh wp14">
+<w:endnotes xmlns:wpc="http://schemas.microsoft.com/office/word/2010/wordprocessingCanvas" xmlns:cx="http://schemas.microsoft.com/office/drawing/2014/chartex" xmlns:cx1="http://schemas.microsoft.com/office/drawing/2015/9/8/chartex" xmlns:cx2="http://schemas.microsoft.com/office/drawing/2015/10/21/chartex" xmlns:cx3="http://schemas.microsoft.com/office/drawing/2016/5/9/chartex" xmlns:cx4="http://schemas.microsoft.com/office/drawing/2016/5/10/chartex" xmlns:cx5="http://schemas.microsoft.com/office/drawing/2016/5/11/chartex" xmlns:cx6="http://schemas.microsoft.com/office/drawing/2016/5/12/chartex" xmlns:cx7="http://schemas.microsoft.com/office/drawing/2016/5/13/chartex" xmlns:cx8="http://schemas.microsoft.com/office/drawing/2016/5/14/chartex" xmlns:mc="http://schemas.openxmlformats.org/markup-compatibility/2006" xmlns:aink="http://schemas.microsoft.com/office/drawing/2016/ink" xmlns:am3d="http://schemas.microsoft.com/office/drawing/2017/model3d" xmlns:o="urn:schemas-microsoft-com:office:office" xmlns:oel="http://schemas.microsoft.com/office/2019/extlst" xmlns:r="http://schemas.openxmlformats.org/officeDocument/2006/relationships" xmlns:m="http://schemas.openxmlformats.org/officeDocument/2006/math" xmlns:v="urn:schemas-microsoft-com:vml" xmlns:wp14="http://schemas.microsoft.com/office/word/2010/wordprocessingDrawing" xmlns:wp="http://schemas.openxmlformats.org/drawingml/2006/wordprocessingDrawing" xmlns:w10="urn:schemas-microsoft-com:office:word" xmlns:w="http://schemas.openxmlformats.org/wordprocessingml/2006/main" xmlns:w14="http://schemas.microsoft.com/office/word/2010/wordml" xmlns:w15="http://schemas.microsoft.com/office/word/2012/wordml" xmlns:w16cex="http://schemas.microsoft.com/office/word/2018/wordml/cex" xmlns:w16cid="http://schemas.microsoft.com/office/word/2016/wordml/cid" xmlns:w16="http://schemas.microsoft.com/office/word/2018/wordml" xmlns:w16du="http://schemas.microsoft.com/office/word/2023/wordml/word16du" xmlns:w16sdtdh="http://schemas.microsoft.com/office/word/2020/wordml/sdtdatahash" xmlns:w16sdtfl="http://schemas.microsoft.com/office/word/2024/wordml/sdtformatlock" xmlns:w16se="http://schemas.microsoft.com/office/word/2015/wordml/symex" xmlns:wpg="http://schemas.microsoft.com/office/word/2010/wordprocessingGroup" xmlns:wpi="http://schemas.microsoft.com/office/word/2010/wordprocessingInk" xmlns:wne="http://schemas.microsoft.com/office/word/2006/wordml" xmlns:wps="http://schemas.microsoft.com/office/word/2010/wordprocessingShape" mc:Ignorable="w14 w15 w16se w16cid w16 w16cex w16sdtdh w16sdtfl w16du wp14">
   <w:endnote w:type="separator" w:id="-1">
     <w:p>
       <w:pPr>
@@ -702,7 +706,7 @@
 </file>
 
 <file path=word/footer1.xml><?xml version="1.0" encoding="utf-8"?>
-<w:ftr xmlns:wpc="http://schemas.microsoft.com/office/word/2010/wordprocessingCanvas" xmlns:cx="http://schemas.microsoft.com/office/drawing/2014/chartex" xmlns:cx1="http://schemas.microsoft.com/office/drawing/2015/9/8/chartex" xmlns:cx2="http://schemas.microsoft.com/office/drawing/2015/10/21/chartex" xmlns:cx3="http://schemas.microsoft.com/office/drawing/2016/5/9/chartex" xmlns:cx4="http://schemas.microsoft.com/office/drawing/2016/5/10/chartex" xmlns:cx5="http://schemas.microsoft.com/office/drawing/2016/5/11/chartex" xmlns:cx6="http://schemas.microsoft.com/office/drawing/2016/5/12/chartex" xmlns:cx7="http://schemas.microsoft.com/office/drawing/2016/5/13/chartex" xmlns:cx8="http://schemas.microsoft.com/office/drawing/2016/5/14/chartex" xmlns:mc="http://schemas.openxmlformats.org/markup-compatibility/2006" xmlns:aink="http://schemas.microsoft.com/office/drawing/2016/ink" xmlns:am3d="http://schemas.microsoft.com/office/drawing/2017/model3d" xmlns:o="urn:schemas-microsoft-com:office:office" xmlns:oel="http://schemas.microsoft.com/office/2019/extlst" xmlns:r="http://schemas.openxmlformats.org/officeDocument/2006/relationships" xmlns:m="http://schemas.openxmlformats.org/officeDocument/2006/math" xmlns:v="urn:schemas-microsoft-com:vml" xmlns:wp14="http://schemas.microsoft.com/office/word/2010/wordprocessingDrawing" xmlns:wp="http://schemas.openxmlformats.org/drawingml/2006/wordprocessingDrawing" xmlns:w10="urn:schemas-microsoft-com:office:word" xmlns:w="http://schemas.openxmlformats.org/wordprocessingml/2006/main" xmlns:w14="http://schemas.microsoft.com/office/word/2010/wordml" xmlns:w15="http://schemas.microsoft.com/office/word/2012/wordml" xmlns:w16cex="http://schemas.microsoft.com/office/word/2018/wordml/cex" xmlns:w16cid="http://schemas.microsoft.com/office/word/2016/wordml/cid" xmlns:w16="http://schemas.microsoft.com/office/word/2018/wordml" xmlns:w16sdtdh="http://schemas.microsoft.com/office/word/2020/wordml/sdtdatahash" xmlns:w16se="http://schemas.microsoft.com/office/word/2015/wordml/symex" xmlns:wpg="http://schemas.microsoft.com/office/word/2010/wordprocessingGroup" xmlns:wpi="http://schemas.microsoft.com/office/word/2010/wordprocessingInk" xmlns:wne="http://schemas.microsoft.com/office/word/2006/wordml" xmlns:wps="http://schemas.microsoft.com/office/word/2010/wordprocessingShape" mc:Ignorable="w14 w15 w16se w16cid w16 w16cex w16sdtdh wp14">
+<w:ftr xmlns:wpc="http://schemas.microsoft.com/office/word/2010/wordprocessingCanvas" xmlns:cx="http://schemas.microsoft.com/office/drawing/2014/chartex" xmlns:cx1="http://schemas.microsoft.com/office/drawing/2015/9/8/chartex" xmlns:cx2="http://schemas.microsoft.com/office/drawing/2015/10/21/chartex" xmlns:cx3="http://schemas.microsoft.com/office/drawing/2016/5/9/chartex" xmlns:cx4="http://schemas.microsoft.com/office/drawing/2016/5/10/chartex" xmlns:cx5="http://schemas.microsoft.com/office/drawing/2016/5/11/chartex" xmlns:cx6="http://schemas.microsoft.com/office/drawing/2016/5/12/chartex" xmlns:cx7="http://schemas.microsoft.com/office/drawing/2016/5/13/chartex" xmlns:cx8="http://schemas.microsoft.com/office/drawing/2016/5/14/chartex" xmlns:mc="http://schemas.openxmlformats.org/markup-compatibility/2006" xmlns:aink="http://schemas.microsoft.com/office/drawing/2016/ink" xmlns:am3d="http://schemas.microsoft.com/office/drawing/2017/model3d" xmlns:o="urn:schemas-microsoft-com:office:office" xmlns:oel="http://schemas.microsoft.com/office/2019/extlst" xmlns:r="http://schemas.openxmlformats.org/officeDocument/2006/relationships" xmlns:m="http://schemas.openxmlformats.org/officeDocument/2006/math" xmlns:v="urn:schemas-microsoft-com:vml" xmlns:wp14="http://schemas.microsoft.com/office/word/2010/wordprocessingDrawing" xmlns:wp="http://schemas.openxmlformats.org/drawingml/2006/wordprocessingDrawing" xmlns:w10="urn:schemas-microsoft-com:office:word" xmlns:w="http://schemas.openxmlformats.org/wordprocessingml/2006/main" xmlns:w14="http://schemas.microsoft.com/office/word/2010/wordml" xmlns:w15="http://schemas.microsoft.com/office/word/2012/wordml" xmlns:w16cex="http://schemas.microsoft.com/office/word/2018/wordml/cex" xmlns:w16cid="http://schemas.microsoft.com/office/word/2016/wordml/cid" xmlns:w16="http://schemas.microsoft.com/office/word/2018/wordml" xmlns:w16du="http://schemas.microsoft.com/office/word/2023/wordml/word16du" xmlns:w16sdtdh="http://schemas.microsoft.com/office/word/2020/wordml/sdtdatahash" xmlns:w16sdtfl="http://schemas.microsoft.com/office/word/2024/wordml/sdtformatlock" xmlns:w16se="http://schemas.microsoft.com/office/word/2015/wordml/symex" xmlns:wpg="http://schemas.microsoft.com/office/word/2010/wordprocessingGroup" xmlns:wpi="http://schemas.microsoft.com/office/word/2010/wordprocessingInk" xmlns:wne="http://schemas.microsoft.com/office/word/2006/wordml" xmlns:wps="http://schemas.microsoft.com/office/word/2010/wordprocessingShape" mc:Ignorable="w14 w15 w16se w16cid w16 w16cex w16sdtdh w16sdtfl w16du wp14">
   <w:p>
     <w:pPr>
       <w:pStyle w:val="Footer"/>
@@ -712,7 +716,7 @@
 </file>
 
 <file path=word/footer2.xml><?xml version="1.0" encoding="utf-8"?>
-<w:ftr xmlns:wpc="http://schemas.microsoft.com/office/word/2010/wordprocessingCanvas" xmlns:cx="http://schemas.microsoft.com/office/drawing/2014/chartex" xmlns:cx1="http://schemas.microsoft.com/office/drawing/2015/9/8/chartex" xmlns:cx2="http://schemas.microsoft.com/office/drawing/2015/10/21/chartex" xmlns:cx3="http://schemas.microsoft.com/office/drawing/2016/5/9/chartex" xmlns:cx4="http://schemas.microsoft.com/office/drawing/2016/5/10/chartex" xmlns:cx5="http://schemas.microsoft.com/office/drawing/2016/5/11/chartex" xmlns:cx6="http://schemas.microsoft.com/office/drawing/2016/5/12/chartex" xmlns:cx7="http://schemas.microsoft.com/office/drawing/2016/5/13/chartex" xmlns:cx8="http://schemas.microsoft.com/office/drawing/2016/5/14/chartex" xmlns:mc="http://schemas.openxmlformats.org/markup-compatibility/2006" xmlns:aink="http://schemas.microsoft.com/office/drawing/2016/ink" xmlns:am3d="http://schemas.microsoft.com/office/drawing/2017/model3d" xmlns:o="urn:schemas-microsoft-com:office:office" xmlns:oel="http://schemas.microsoft.com/office/2019/extlst" xmlns:r="http://schemas.openxmlformats.org/officeDocument/2006/relationships" xmlns:m="http://schemas.openxmlformats.org/officeDocument/2006/math" xmlns:v="urn:schemas-microsoft-com:vml" xmlns:wp14="http://schemas.microsoft.com/office/word/2010/wordprocessingDrawing" xmlns:wp="http://schemas.openxmlformats.org/drawingml/2006/wordprocessingDrawing" xmlns:w10="urn:schemas-microsoft-com:office:word" xmlns:w="http://schemas.openxmlformats.org/wordprocessingml/2006/main" xmlns:w14="http://schemas.microsoft.com/office/word/2010/wordml" xmlns:w15="http://schemas.microsoft.com/office/word/2012/wordml" xmlns:w16cex="http://schemas.microsoft.com/office/word/2018/wordml/cex" xmlns:w16cid="http://schemas.microsoft.com/office/word/2016/wordml/cid" xmlns:w16="http://schemas.microsoft.com/office/word/2018/wordml" xmlns:w16sdtdh="http://schemas.microsoft.com/office/word/2020/wordml/sdtdatahash" xmlns:w16se="http://schemas.microsoft.com/office/word/2015/wordml/symex" xmlns:wpg="http://schemas.microsoft.com/office/word/2010/wordprocessingGroup" xmlns:wpi="http://schemas.microsoft.com/office/word/2010/wordprocessingInk" xmlns:wne="http://schemas.microsoft.com/office/word/2006/wordml" xmlns:wps="http://schemas.microsoft.com/office/word/2010/wordprocessingShape" mc:Ignorable="w14 w15 w16se w16cid w16 w16cex w16sdtdh wp14">
+<w:ftr xmlns:wpc="http://schemas.microsoft.com/office/word/2010/wordprocessingCanvas" xmlns:cx="http://schemas.microsoft.com/office/drawing/2014/chartex" xmlns:cx1="http://schemas.microsoft.com/office/drawing/2015/9/8/chartex" xmlns:cx2="http://schemas.microsoft.com/office/drawing/2015/10/21/chartex" xmlns:cx3="http://schemas.microsoft.com/office/drawing/2016/5/9/chartex" xmlns:cx4="http://schemas.microsoft.com/office/drawing/2016/5/10/chartex" xmlns:cx5="http://schemas.microsoft.com/office/drawing/2016/5/11/chartex" xmlns:cx6="http://schemas.microsoft.com/office/drawing/2016/5/12/chartex" xmlns:cx7="http://schemas.microsoft.com/office/drawing/2016/5/13/chartex" xmlns:cx8="http://schemas.microsoft.com/office/drawing/2016/5/14/chartex" xmlns:mc="http://schemas.openxmlformats.org/markup-compatibility/2006" xmlns:aink="http://schemas.microsoft.com/office/drawing/2016/ink" xmlns:am3d="http://schemas.microsoft.com/office/drawing/2017/model3d" xmlns:o="urn:schemas-microsoft-com:office:office" xmlns:oel="http://schemas.microsoft.com/office/2019/extlst" xmlns:r="http://schemas.openxmlformats.org/officeDocument/2006/relationships" xmlns:m="http://schemas.openxmlformats.org/officeDocument/2006/math" xmlns:v="urn:schemas-microsoft-com:vml" xmlns:wp14="http://schemas.microsoft.com/office/word/2010/wordprocessingDrawing" xmlns:wp="http://schemas.openxmlformats.org/drawingml/2006/wordprocessingDrawing" xmlns:w10="urn:schemas-microsoft-com:office:word" xmlns:w="http://schemas.openxmlformats.org/wordprocessingml/2006/main" xmlns:w14="http://schemas.microsoft.com/office/word/2010/wordml" xmlns:w15="http://schemas.microsoft.com/office/word/2012/wordml" xmlns:w16cex="http://schemas.microsoft.com/office/word/2018/wordml/cex" xmlns:w16cid="http://schemas.microsoft.com/office/word/2016/wordml/cid" xmlns:w16="http://schemas.microsoft.com/office/word/2018/wordml" xmlns:w16du="http://schemas.microsoft.com/office/word/2023/wordml/word16du" xmlns:w16sdtdh="http://schemas.microsoft.com/office/word/2020/wordml/sdtdatahash" xmlns:w16sdtfl="http://schemas.microsoft.com/office/word/2024/wordml/sdtformatlock" xmlns:w16se="http://schemas.microsoft.com/office/word/2015/wordml/symex" xmlns:wpg="http://schemas.microsoft.com/office/word/2010/wordprocessingGroup" xmlns:wpi="http://schemas.microsoft.com/office/word/2010/wordprocessingInk" xmlns:wne="http://schemas.microsoft.com/office/word/2006/wordml" xmlns:wps="http://schemas.microsoft.com/office/word/2010/wordprocessingShape" mc:Ignorable="w14 w15 w16se w16cid w16 w16cex w16sdtdh w16sdtfl w16du wp14">
   <w:p>
     <w:pPr>
       <w:pStyle w:val="Footer"/>
@@ -722,7 +726,7 @@
 </file>
 
 <file path=word/footer3.xml><?xml version="1.0" encoding="utf-8"?>
-<w:ftr xmlns:wpc="http://schemas.microsoft.com/office/word/2010/wordprocessingCanvas" xmlns:cx="http://schemas.microsoft.com/office/drawing/2014/chartex" xmlns:cx1="http://schemas.microsoft.com/office/drawing/2015/9/8/chartex" xmlns:cx2="http://schemas.microsoft.com/office/drawing/2015/10/21/chartex" xmlns:cx3="http://schemas.microsoft.com/office/drawing/2016/5/9/chartex" xmlns:cx4="http://schemas.microsoft.com/office/drawing/2016/5/10/chartex" xmlns:cx5="http://schemas.microsoft.com/office/drawing/2016/5/11/chartex" xmlns:cx6="http://schemas.microsoft.com/office/drawing/2016/5/12/chartex" xmlns:cx7="http://schemas.microsoft.com/office/drawing/2016/5/13/chartex" xmlns:cx8="http://schemas.microsoft.com/office/drawing/2016/5/14/chartex" xmlns:mc="http://schemas.openxmlformats.org/markup-compatibility/2006" xmlns:aink="http://schemas.microsoft.com/office/drawing/2016/ink" xmlns:am3d="http://schemas.microsoft.com/office/drawing/2017/model3d" xmlns:o="urn:schemas-microsoft-com:office:office" xmlns:oel="http://schemas.microsoft.com/office/2019/extlst" xmlns:r="http://schemas.openxmlformats.org/officeDocument/2006/relationships" xmlns:m="http://schemas.openxmlformats.org/officeDocument/2006/math" xmlns:v="urn:schemas-microsoft-com:vml" xmlns:wp14="http://schemas.microsoft.com/office/word/2010/wordprocessingDrawing" xmlns:wp="http://schemas.openxmlformats.org/drawingml/2006/wordprocessingDrawing" xmlns:w10="urn:schemas-microsoft-com:office:word" xmlns:w="http://schemas.openxmlformats.org/wordprocessingml/2006/main" xmlns:w14="http://schemas.microsoft.com/office/word/2010/wordml" xmlns:w15="http://schemas.microsoft.com/office/word/2012/wordml" xmlns:w16cex="http://schemas.microsoft.com/office/word/2018/wordml/cex" xmlns:w16cid="http://schemas.microsoft.com/office/word/2016/wordml/cid" xmlns:w16="http://schemas.microsoft.com/office/word/2018/wordml" xmlns:w16sdtdh="http://schemas.microsoft.com/office/word/2020/wordml/sdtdatahash" xmlns:w16se="http://schemas.microsoft.com/office/word/2015/wordml/symex" xmlns:wpg="http://schemas.microsoft.com/office/word/2010/wordprocessingGroup" xmlns:wpi="http://schemas.microsoft.com/office/word/2010/wordprocessingInk" xmlns:wne="http://schemas.microsoft.com/office/word/2006/wordml" xmlns:wps="http://schemas.microsoft.com/office/word/2010/wordprocessingShape" mc:Ignorable="w14 w15 w16se w16cid w16 w16cex w16sdtdh wp14">
+<w:ftr xmlns:wpc="http://schemas.microsoft.com/office/word/2010/wordprocessingCanvas" xmlns:cx="http://schemas.microsoft.com/office/drawing/2014/chartex" xmlns:cx1="http://schemas.microsoft.com/office/drawing/2015/9/8/chartex" xmlns:cx2="http://schemas.microsoft.com/office/drawing/2015/10/21/chartex" xmlns:cx3="http://schemas.microsoft.com/office/drawing/2016/5/9/chartex" xmlns:cx4="http://schemas.microsoft.com/office/drawing/2016/5/10/chartex" xmlns:cx5="http://schemas.microsoft.com/office/drawing/2016/5/11/chartex" xmlns:cx6="http://schemas.microsoft.com/office/drawing/2016/5/12/chartex" xmlns:cx7="http://schemas.microsoft.com/office/drawing/2016/5/13/chartex" xmlns:cx8="http://schemas.microsoft.com/office/drawing/2016/5/14/chartex" xmlns:mc="http://schemas.openxmlformats.org/markup-compatibility/2006" xmlns:aink="http://schemas.microsoft.com/office/drawing/2016/ink" xmlns:am3d="http://schemas.microsoft.com/office/drawing/2017/model3d" xmlns:o="urn:schemas-microsoft-com:office:office" xmlns:oel="http://schemas.microsoft.com/office/2019/extlst" xmlns:r="http://schemas.openxmlformats.org/officeDocument/2006/relationships" xmlns:m="http://schemas.openxmlformats.org/officeDocument/2006/math" xmlns:v="urn:schemas-microsoft-com:vml" xmlns:wp14="http://schemas.microsoft.com/office/word/2010/wordprocessingDrawing" xmlns:wp="http://schemas.openxmlformats.org/drawingml/2006/wordprocessingDrawing" xmlns:w10="urn:schemas-microsoft-com:office:word" xmlns:w="http://schemas.openxmlformats.org/wordprocessingml/2006/main" xmlns:w14="http://schemas.microsoft.com/office/word/2010/wordml" xmlns:w15="http://schemas.microsoft.com/office/word/2012/wordml" xmlns:w16cex="http://schemas.microsoft.com/office/word/2018/wordml/cex" xmlns:w16cid="http://schemas.microsoft.com/office/word/2016/wordml/cid" xmlns:w16="http://schemas.microsoft.com/office/word/2018/wordml" xmlns:w16du="http://schemas.microsoft.com/office/word/2023/wordml/word16du" xmlns:w16sdtdh="http://schemas.microsoft.com/office/word/2020/wordml/sdtdatahash" xmlns:w16sdtfl="http://schemas.microsoft.com/office/word/2024/wordml/sdtformatlock" xmlns:w16se="http://schemas.microsoft.com/office/word/2015/wordml/symex" xmlns:wpg="http://schemas.microsoft.com/office/word/2010/wordprocessingGroup" xmlns:wpi="http://schemas.microsoft.com/office/word/2010/wordprocessingInk" xmlns:wne="http://schemas.microsoft.com/office/word/2006/wordml" xmlns:wps="http://schemas.microsoft.com/office/word/2010/wordprocessingShape" mc:Ignorable="w14 w15 w16se w16cid w16 w16cex w16sdtdh w16sdtfl w16du wp14">
   <w:p>
     <w:pPr>
       <w:pStyle w:val="Footer"/>
@@ -732,7 +736,7 @@
 </file>
 
 <file path=word/footnotes.xml><?xml version="1.0" encoding="utf-8"?>
-<w:footnotes xmlns:wpc="http://schemas.microsoft.com/office/word/2010/wordprocessingCanvas" xmlns:cx="http://schemas.microsoft.com/office/drawing/2014/chartex" xmlns:cx1="http://schemas.microsoft.com/office/drawing/2015/9/8/chartex" xmlns:cx2="http://schemas.microsoft.com/office/drawing/2015/10/21/chartex" xmlns:cx3="http://schemas.microsoft.com/office/drawing/2016/5/9/chartex" xmlns:cx4="http://schemas.microsoft.com/office/drawing/2016/5/10/chartex" xmlns:cx5="http://schemas.microsoft.com/office/drawing/2016/5/11/chartex" xmlns:cx6="http://schemas.microsoft.com/office/drawing/2016/5/12/chartex" xmlns:cx7="http://schemas.microsoft.com/office/drawing/2016/5/13/chartex" xmlns:cx8="http://schemas.microsoft.com/office/drawing/2016/5/14/chartex" xmlns:mc="http://schemas.openxmlformats.org/markup-compatibility/2006" xmlns:aink="http://schemas.microsoft.com/office/drawing/2016/ink" xmlns:am3d="http://schemas.microsoft.com/office/drawing/2017/model3d" xmlns:o="urn:schemas-microsoft-com:office:office" xmlns:oel="http://schemas.microsoft.com/office/2019/extlst" xmlns:r="http://schemas.openxmlformats.org/officeDocument/2006/relationships" xmlns:m="http://schemas.openxmlformats.org/officeDocument/2006/math" xmlns:v="urn:schemas-microsoft-com:vml" xmlns:wp14="http://schemas.microsoft.com/office/word/2010/wordprocessingDrawing" xmlns:wp="http://schemas.openxmlformats.org/drawingml/2006/wordprocessingDrawing" xmlns:w10="urn:schemas-microsoft-com:office:word" xmlns:w="http://schemas.openxmlformats.org/wordprocessingml/2006/main" xmlns:w14="http://schemas.microsoft.com/office/word/2010/wordml" xmlns:w15="http://schemas.microsoft.com/office/word/2012/wordml" xmlns:w16cex="http://schemas.microsoft.com/office/word/2018/wordml/cex" xmlns:w16cid="http://schemas.microsoft.com/office/word/2016/wordml/cid" xmlns:w16="http://schemas.microsoft.com/office/word/2018/wordml" xmlns:w16sdtdh="http://schemas.microsoft.com/office/word/2020/wordml/sdtdatahash" xmlns:w16se="http://schemas.microsoft.com/office/word/2015/wordml/symex" xmlns:wpg="http://schemas.microsoft.com/office/word/2010/wordprocessingGroup" xmlns:wpi="http://schemas.microsoft.com/office/word/2010/wordprocessingInk" xmlns:wne="http://schemas.microsoft.com/office/word/2006/wordml" xmlns:wps="http://schemas.microsoft.com/office/word/2010/wordprocessingShape" mc:Ignorable="w14 w15 w16se w16cid w16 w16cex w16sdtdh wp14">
+<w:footnotes xmlns:wpc="http://schemas.microsoft.com/office/word/2010/wordprocessingCanvas" xmlns:cx="http://schemas.microsoft.com/office/drawing/2014/chartex" xmlns:cx1="http://schemas.microsoft.com/office/drawing/2015/9/8/chartex" xmlns:cx2="http://schemas.microsoft.com/office/drawing/2015/10/21/chartex" xmlns:cx3="http://schemas.microsoft.com/office/drawing/2016/5/9/chartex" xmlns:cx4="http://schemas.microsoft.com/office/drawing/2016/5/10/chartex" xmlns:cx5="http://schemas.microsoft.com/office/drawing/2016/5/11/chartex" xmlns:cx6="http://schemas.microsoft.com/office/drawing/2016/5/12/chartex" xmlns:cx7="http://schemas.microsoft.com/office/drawing/2016/5/13/chartex" xmlns:cx8="http://schemas.microsoft.com/office/drawing/2016/5/14/chartex" xmlns:mc="http://schemas.openxmlformats.org/markup-compatibility/2006" xmlns:aink="http://schemas.microsoft.com/office/drawing/2016/ink" xmlns:am3d="http://schemas.microsoft.com/office/drawing/2017/model3d" xmlns:o="urn:schemas-microsoft-com:office:office" xmlns:oel="http://schemas.microsoft.com/office/2019/extlst" xmlns:r="http://schemas.openxmlformats.org/officeDocument/2006/relationships" xmlns:m="http://schemas.openxmlformats.org/officeDocument/2006/math" xmlns:v="urn:schemas-microsoft-com:vml" xmlns:wp14="http://schemas.microsoft.com/office/word/2010/wordprocessingDrawing" xmlns:wp="http://schemas.openxmlformats.org/drawingml/2006/wordprocessingDrawing" xmlns:w10="urn:schemas-microsoft-com:office:word" xmlns:w="http://schemas.openxmlformats.org/wordprocessingml/2006/main" xmlns:w14="http://schemas.microsoft.com/office/word/2010/wordml" xmlns:w15="http://schemas.microsoft.com/office/word/2012/wordml" xmlns:w16cex="http://schemas.microsoft.com/office/word/2018/wordml/cex" xmlns:w16cid="http://schemas.microsoft.com/office/word/2016/wordml/cid" xmlns:w16="http://schemas.microsoft.com/office/word/2018/wordml" xmlns:w16du="http://schemas.microsoft.com/office/word/2023/wordml/word16du" xmlns:w16sdtdh="http://schemas.microsoft.com/office/word/2020/wordml/sdtdatahash" xmlns:w16sdtfl="http://schemas.microsoft.com/office/word/2024/wordml/sdtformatlock" xmlns:w16se="http://schemas.microsoft.com/office/word/2015/wordml/symex" xmlns:wpg="http://schemas.microsoft.com/office/word/2010/wordprocessingGroup" xmlns:wpi="http://schemas.microsoft.com/office/word/2010/wordprocessingInk" xmlns:wne="http://schemas.microsoft.com/office/word/2006/wordml" xmlns:wps="http://schemas.microsoft.com/office/word/2010/wordprocessingShape" mc:Ignorable="w14 w15 w16se w16cid w16 w16cex w16sdtdh w16sdtfl w16du wp14">
   <w:footnote w:type="separator" w:id="-1">
     <w:p>
       <w:pPr>
@@ -757,7 +761,7 @@
 </file>
 
 <file path=word/header1.xml><?xml version="1.0" encoding="utf-8"?>
-<w:hdr xmlns:wpc="http://schemas.microsoft.com/office/word/2010/wordprocessingCanvas" xmlns:cx="http://schemas.microsoft.com/office/drawing/2014/chartex" xmlns:cx1="http://schemas.microsoft.com/office/drawing/2015/9/8/chartex" xmlns:cx2="http://schemas.microsoft.com/office/drawing/2015/10/21/chartex" xmlns:cx3="http://schemas.microsoft.com/office/drawing/2016/5/9/chartex" xmlns:cx4="http://schemas.microsoft.com/office/drawing/2016/5/10/chartex" xmlns:cx5="http://schemas.microsoft.com/office/drawing/2016/5/11/chartex" xmlns:cx6="http://schemas.microsoft.com/office/drawing/2016/5/12/chartex" xmlns:cx7="http://schemas.microsoft.com/office/drawing/2016/5/13/chartex" xmlns:cx8="http://schemas.microsoft.com/office/drawing/2016/5/14/chartex" xmlns:mc="http://schemas.openxmlformats.org/markup-compatibility/2006" xmlns:aink="http://schemas.microsoft.com/office/drawing/2016/ink" xmlns:am3d="http://schemas.microsoft.com/office/drawing/2017/model3d" xmlns:o="urn:schemas-microsoft-com:office:office" xmlns:oel="http://schemas.microsoft.com/office/2019/extlst" xmlns:r="http://schemas.openxmlformats.org/officeDocument/2006/relationships" xmlns:m="http://schemas.openxmlformats.org/officeDocument/2006/math" xmlns:v="urn:schemas-microsoft-com:vml" xmlns:wp14="http://schemas.microsoft.com/office/word/2010/wordprocessingDrawing" xmlns:wp="http://schemas.openxmlformats.org/drawingml/2006/wordprocessingDrawing" xmlns:w10="urn:schemas-microsoft-com:office:word" xmlns:w="http://schemas.openxmlformats.org/wordprocessingml/2006/main" xmlns:w14="http://schemas.microsoft.com/office/word/2010/wordml" xmlns:w15="http://schemas.microsoft.com/office/word/2012/wordml" xmlns:w16cex="http://schemas.microsoft.com/office/word/2018/wordml/cex" xmlns:w16cid="http://schemas.microsoft.com/office/word/2016/wordml/cid" xmlns:w16="http://schemas.microsoft.com/office/word/2018/wordml" xmlns:w16sdtdh="http://schemas.microsoft.com/office/word/2020/wordml/sdtdatahash" xmlns:w16se="http://schemas.microsoft.com/office/word/2015/wordml/symex" xmlns:wpg="http://schemas.microsoft.com/office/word/2010/wordprocessingGroup" xmlns:wpi="http://schemas.microsoft.com/office/word/2010/wordprocessingInk" xmlns:wne="http://schemas.microsoft.com/office/word/2006/wordml" xmlns:wps="http://schemas.microsoft.com/office/word/2010/wordprocessingShape" mc:Ignorable="w14 w15 w16se w16cid w16 w16cex w16sdtdh wp14">
+<w:hdr xmlns:wpc="http://schemas.microsoft.com/office/word/2010/wordprocessingCanvas" xmlns:cx="http://schemas.microsoft.com/office/drawing/2014/chartex" xmlns:cx1="http://schemas.microsoft.com/office/drawing/2015/9/8/chartex" xmlns:cx2="http://schemas.microsoft.com/office/drawing/2015/10/21/chartex" xmlns:cx3="http://schemas.microsoft.com/office/drawing/2016/5/9/chartex" xmlns:cx4="http://schemas.microsoft.com/office/drawing/2016/5/10/chartex" xmlns:cx5="http://schemas.microsoft.com/office/drawing/2016/5/11/chartex" xmlns:cx6="http://schemas.microsoft.com/office/drawing/2016/5/12/chartex" xmlns:cx7="http://schemas.microsoft.com/office/drawing/2016/5/13/chartex" xmlns:cx8="http://schemas.microsoft.com/office/drawing/2016/5/14/chartex" xmlns:mc="http://schemas.openxmlformats.org/markup-compatibility/2006" xmlns:aink="http://schemas.microsoft.com/office/drawing/2016/ink" xmlns:am3d="http://schemas.microsoft.com/office/drawing/2017/model3d" xmlns:o="urn:schemas-microsoft-com:office:office" xmlns:oel="http://schemas.microsoft.com/office/2019/extlst" xmlns:r="http://schemas.openxmlformats.org/officeDocument/2006/relationships" xmlns:m="http://schemas.openxmlformats.org/officeDocument/2006/math" xmlns:v="urn:schemas-microsoft-com:vml" xmlns:wp14="http://schemas.microsoft.com/office/word/2010/wordprocessingDrawing" xmlns:wp="http://schemas.openxmlformats.org/drawingml/2006/wordprocessingDrawing" xmlns:w10="urn:schemas-microsoft-com:office:word" xmlns:w="http://schemas.openxmlformats.org/wordprocessingml/2006/main" xmlns:w14="http://schemas.microsoft.com/office/word/2010/wordml" xmlns:w15="http://schemas.microsoft.com/office/word/2012/wordml" xmlns:w16cex="http://schemas.microsoft.com/office/word/2018/wordml/cex" xmlns:w16cid="http://schemas.microsoft.com/office/word/2016/wordml/cid" xmlns:w16="http://schemas.microsoft.com/office/word/2018/wordml" xmlns:w16du="http://schemas.microsoft.com/office/word/2023/wordml/word16du" xmlns:w16sdtdh="http://schemas.microsoft.com/office/word/2020/wordml/sdtdatahash" xmlns:w16sdtfl="http://schemas.microsoft.com/office/word/2024/wordml/sdtformatlock" xmlns:w16se="http://schemas.microsoft.com/office/word/2015/wordml/symex" xmlns:wpg="http://schemas.microsoft.com/office/word/2010/wordprocessingGroup" xmlns:wpi="http://schemas.microsoft.com/office/word/2010/wordprocessingInk" xmlns:wne="http://schemas.microsoft.com/office/word/2006/wordml" xmlns:wps="http://schemas.microsoft.com/office/word/2010/wordprocessingShape" mc:Ignorable="w14 w15 w16se w16cid w16 w16cex w16sdtdh w16sdtfl w16du wp14">
   <w:p>
     <w:pPr>
       <w:pStyle w:val="Header"/>
@@ -767,7 +771,7 @@
 </file>
 
 <file path=word/header2.xml><?xml version="1.0" encoding="utf-8"?>
-<w:hdr xmlns:wpc="http://schemas.microsoft.com/office/word/2010/wordprocessingCanvas" xmlns:cx="http://schemas.microsoft.com/office/drawing/2014/chartex" xmlns:cx1="http://schemas.microsoft.com/office/drawing/2015/9/8/chartex" xmlns:cx2="http://schemas.microsoft.com/office/drawing/2015/10/21/chartex" xmlns:cx3="http://schemas.microsoft.com/office/drawing/2016/5/9/chartex" xmlns:cx4="http://schemas.microsoft.com/office/drawing/2016/5/10/chartex" xmlns:cx5="http://schemas.microsoft.com/office/drawing/2016/5/11/chartex" xmlns:cx6="http://schemas.microsoft.com/office/drawing/2016/5/12/chartex" xmlns:cx7="http://schemas.microsoft.com/office/drawing/2016/5/13/chartex" xmlns:cx8="http://schemas.microsoft.com/office/drawing/2016/5/14/chartex" xmlns:mc="http://schemas.openxmlformats.org/markup-compatibility/2006" xmlns:aink="http://schemas.microsoft.com/office/drawing/2016/ink" xmlns:am3d="http://schemas.microsoft.com/office/drawing/2017/model3d" xmlns:o="urn:schemas-microsoft-com:office:office" xmlns:oel="http://schemas.microsoft.com/office/2019/extlst" xmlns:r="http://schemas.openxmlformats.org/officeDocument/2006/relationships" xmlns:m="http://schemas.openxmlformats.org/officeDocument/2006/math" xmlns:v="urn:schemas-microsoft-com:vml" xmlns:wp14="http://schemas.microsoft.com/office/word/2010/wordprocessingDrawing" xmlns:wp="http://schemas.openxmlformats.org/drawingml/2006/wordprocessingDrawing" xmlns:w10="urn:schemas-microsoft-com:office:word" xmlns:w="http://schemas.openxmlformats.org/wordprocessingml/2006/main" xmlns:w14="http://schemas.microsoft.com/office/word/2010/wordml" xmlns:w15="http://schemas.microsoft.com/office/word/2012/wordml" xmlns:w16cex="http://schemas.microsoft.com/office/word/2018/wordml/cex" xmlns:w16cid="http://schemas.microsoft.com/office/word/2016/wordml/cid" xmlns:w16="http://schemas.microsoft.com/office/word/2018/wordml" xmlns:w16sdtdh="http://schemas.microsoft.com/office/word/2020/wordml/sdtdatahash" xmlns:w16se="http://schemas.microsoft.com/office/word/2015/wordml/symex" xmlns:wpg="http://schemas.microsoft.com/office/word/2010/wordprocessingGroup" xmlns:wpi="http://schemas.microsoft.com/office/word/2010/wordprocessingInk" xmlns:wne="http://schemas.microsoft.com/office/word/2006/wordml" xmlns:wps="http://schemas.microsoft.com/office/word/2010/wordprocessingShape" mc:Ignorable="w14 w15 w16se w16cid w16 w16cex w16sdtdh wp14">
+<w:hdr xmlns:wpc="http://schemas.microsoft.com/office/word/2010/wordprocessingCanvas" xmlns:cx="http://schemas.microsoft.com/office/drawing/2014/chartex" xmlns:cx1="http://schemas.microsoft.com/office/drawing/2015/9/8/chartex" xmlns:cx2="http://schemas.microsoft.com/office/drawing/2015/10/21/chartex" xmlns:cx3="http://schemas.microsoft.com/office/drawing/2016/5/9/chartex" xmlns:cx4="http://schemas.microsoft.com/office/drawing/2016/5/10/chartex" xmlns:cx5="http://schemas.microsoft.com/office/drawing/2016/5/11/chartex" xmlns:cx6="http://schemas.microsoft.com/office/drawing/2016/5/12/chartex" xmlns:cx7="http://schemas.microsoft.com/office/drawing/2016/5/13/chartex" xmlns:cx8="http://schemas.microsoft.com/office/drawing/2016/5/14/chartex" xmlns:mc="http://schemas.openxmlformats.org/markup-compatibility/2006" xmlns:aink="http://schemas.microsoft.com/office/drawing/2016/ink" xmlns:am3d="http://schemas.microsoft.com/office/drawing/2017/model3d" xmlns:o="urn:schemas-microsoft-com:office:office" xmlns:oel="http://schemas.microsoft.com/office/2019/extlst" xmlns:r="http://schemas.openxmlformats.org/officeDocument/2006/relationships" xmlns:m="http://schemas.openxmlformats.org/officeDocument/2006/math" xmlns:v="urn:schemas-microsoft-com:vml" xmlns:wp14="http://schemas.microsoft.com/office/word/2010/wordprocessingDrawing" xmlns:wp="http://schemas.openxmlformats.org/drawingml/2006/wordprocessingDrawing" xmlns:w10="urn:schemas-microsoft-com:office:word" xmlns:w="http://schemas.openxmlformats.org/wordprocessingml/2006/main" xmlns:w14="http://schemas.microsoft.com/office/word/2010/wordml" xmlns:w15="http://schemas.microsoft.com/office/word/2012/wordml" xmlns:w16cex="http://schemas.microsoft.com/office/word/2018/wordml/cex" xmlns:w16cid="http://schemas.microsoft.com/office/word/2016/wordml/cid" xmlns:w16="http://schemas.microsoft.com/office/word/2018/wordml" xmlns:w16du="http://schemas.microsoft.com/office/word/2023/wordml/word16du" xmlns:w16sdtdh="http://schemas.microsoft.com/office/word/2020/wordml/sdtdatahash" xmlns:w16sdtfl="http://schemas.microsoft.com/office/word/2024/wordml/sdtformatlock" xmlns:w16se="http://schemas.microsoft.com/office/word/2015/wordml/symex" xmlns:wpg="http://schemas.microsoft.com/office/word/2010/wordprocessingGroup" xmlns:wpi="http://schemas.microsoft.com/office/word/2010/wordprocessingInk" xmlns:wne="http://schemas.microsoft.com/office/word/2006/wordml" xmlns:wps="http://schemas.microsoft.com/office/word/2010/wordprocessingShape" mc:Ignorable="w14 w15 w16se w16cid w16 w16cex w16sdtdh w16sdtfl w16du wp14">
   <w:p>
     <w:pPr>
       <w:pStyle w:val="Header"/>
@@ -778,7 +782,7 @@
 </file>
 
 <file path=word/header3.xml><?xml version="1.0" encoding="utf-8"?>
-<w:hdr xmlns:wpc="http://schemas.microsoft.com/office/word/2010/wordprocessingCanvas" xmlns:cx="http://schemas.microsoft.com/office/drawing/2014/chartex" xmlns:cx1="http://schemas.microsoft.com/office/drawing/2015/9/8/chartex" xmlns:cx2="http://schemas.microsoft.com/office/drawing/2015/10/21/chartex" xmlns:cx3="http://schemas.microsoft.com/office/drawing/2016/5/9/chartex" xmlns:cx4="http://schemas.microsoft.com/office/drawing/2016/5/10/chartex" xmlns:cx5="http://schemas.microsoft.com/office/drawing/2016/5/11/chartex" xmlns:cx6="http://schemas.microsoft.com/office/drawing/2016/5/12/chartex" xmlns:cx7="http://schemas.microsoft.com/office/drawing/2016/5/13/chartex" xmlns:cx8="http://schemas.microsoft.com/office/drawing/2016/5/14/chartex" xmlns:mc="http://schemas.openxmlformats.org/markup-compatibility/2006" xmlns:aink="http://schemas.microsoft.com/office/drawing/2016/ink" xmlns:am3d="http://schemas.microsoft.com/office/drawing/2017/model3d" xmlns:o="urn:schemas-microsoft-com:office:office" xmlns:oel="http://schemas.microsoft.com/office/2019/extlst" xmlns:r="http://schemas.openxmlformats.org/officeDocument/2006/relationships" xmlns:m="http://schemas.openxmlformats.org/officeDocument/2006/math" xmlns:v="urn:schemas-microsoft-com:vml" xmlns:wp14="http://schemas.microsoft.com/office/word/2010/wordprocessingDrawing" xmlns:wp="http://schemas.openxmlformats.org/drawingml/2006/wordprocessingDrawing" xmlns:w10="urn:schemas-microsoft-com:office:word" xmlns:w="http://schemas.openxmlformats.org/wordprocessingml/2006/main" xmlns:w14="http://schemas.microsoft.com/office/word/2010/wordml" xmlns:w15="http://schemas.microsoft.com/office/word/2012/wordml" xmlns:w16cex="http://schemas.microsoft.com/office/word/2018/wordml/cex" xmlns:w16cid="http://schemas.microsoft.com/office/word/2016/wordml/cid" xmlns:w16="http://schemas.microsoft.com/office/word/2018/wordml" xmlns:w16sdtdh="http://schemas.microsoft.com/office/word/2020/wordml/sdtdatahash" xmlns:w16se="http://schemas.microsoft.com/office/word/2015/wordml/symex" xmlns:wpg="http://schemas.microsoft.com/office/word/2010/wordprocessingGroup" xmlns:wpi="http://schemas.microsoft.com/office/word/2010/wordprocessingInk" xmlns:wne="http://schemas.microsoft.com/office/word/2006/wordml" xmlns:wps="http://schemas.microsoft.com/office/word/2010/wordprocessingShape" mc:Ignorable="w14 w15 w16se w16cid w16 w16cex w16sdtdh wp14">
+<w:hdr xmlns:wpc="http://schemas.microsoft.com/office/word/2010/wordprocessingCanvas" xmlns:cx="http://schemas.microsoft.com/office/drawing/2014/chartex" xmlns:cx1="http://schemas.microsoft.com/office/drawing/2015/9/8/chartex" xmlns:cx2="http://schemas.microsoft.com/office/drawing/2015/10/21/chartex" xmlns:cx3="http://schemas.microsoft.com/office/drawing/2016/5/9/chartex" xmlns:cx4="http://schemas.microsoft.com/office/drawing/2016/5/10/chartex" xmlns:cx5="http://schemas.microsoft.com/office/drawing/2016/5/11/chartex" xmlns:cx6="http://schemas.microsoft.com/office/drawing/2016/5/12/chartex" xmlns:cx7="http://schemas.microsoft.com/office/drawing/2016/5/13/chartex" xmlns:cx8="http://schemas.microsoft.com/office/drawing/2016/5/14/chartex" xmlns:mc="http://schemas.openxmlformats.org/markup-compatibility/2006" xmlns:aink="http://schemas.microsoft.com/office/drawing/2016/ink" xmlns:am3d="http://schemas.microsoft.com/office/drawing/2017/model3d" xmlns:o="urn:schemas-microsoft-com:office:office" xmlns:oel="http://schemas.microsoft.com/office/2019/extlst" xmlns:r="http://schemas.openxmlformats.org/officeDocument/2006/relationships" xmlns:m="http://schemas.openxmlformats.org/officeDocument/2006/math" xmlns:v="urn:schemas-microsoft-com:vml" xmlns:wp14="http://schemas.microsoft.com/office/word/2010/wordprocessingDrawing" xmlns:wp="http://schemas.openxmlformats.org/drawingml/2006/wordprocessingDrawing" xmlns:w10="urn:schemas-microsoft-com:office:word" xmlns:w="http://schemas.openxmlformats.org/wordprocessingml/2006/main" xmlns:w14="http://schemas.microsoft.com/office/word/2010/wordml" xmlns:w15="http://schemas.microsoft.com/office/word/2012/wordml" xmlns:w16cex="http://schemas.microsoft.com/office/word/2018/wordml/cex" xmlns:w16cid="http://schemas.microsoft.com/office/word/2016/wordml/cid" xmlns:w16="http://schemas.microsoft.com/office/word/2018/wordml" xmlns:w16du="http://schemas.microsoft.com/office/word/2023/wordml/word16du" xmlns:w16sdtdh="http://schemas.microsoft.com/office/word/2020/wordml/sdtdatahash" xmlns:w16sdtfl="http://schemas.microsoft.com/office/word/2024/wordml/sdtformatlock" xmlns:w16se="http://schemas.microsoft.com/office/word/2015/wordml/symex" xmlns:wpg="http://schemas.microsoft.com/office/word/2010/wordprocessingGroup" xmlns:wpi="http://schemas.microsoft.com/office/word/2010/wordprocessingInk" xmlns:wne="http://schemas.microsoft.com/office/word/2006/wordml" xmlns:wps="http://schemas.microsoft.com/office/word/2010/wordprocessingShape" mc:Ignorable="w14 w15 w16se w16cid w16 w16cex w16sdtdh w16sdtfl w16du wp14">
   <w:p>
     <w:pPr>
       <w:pStyle w:val="Header"/>
@@ -787,7 +791,7 @@
     <w:r>
       <w:tab/>
       <w:tab/>
-      <w:t>2026-06-17</w:t>
+      <w:t>2026-06-18</w:t>
       <w:br/>
       <w:br/>
     </w:r>
@@ -804,7 +808,7 @@
 </file>
 
 <file path=word/numbering.xml><?xml version="1.0" encoding="utf-8"?>
-<w:numbering xmlns:wpc="http://schemas.microsoft.com/office/word/2010/wordprocessingCanvas" xmlns:cx="http://schemas.microsoft.com/office/drawing/2014/chartex" xmlns:cx1="http://schemas.microsoft.com/office/drawing/2015/9/8/chartex" xmlns:cx2="http://schemas.microsoft.com/office/drawing/2015/10/21/chartex" xmlns:cx3="http://schemas.microsoft.com/office/drawing/2016/5/9/chartex" xmlns:cx4="http://schemas.microsoft.com/office/drawing/2016/5/10/chartex" xmlns:cx5="http://schemas.microsoft.com/office/drawing/2016/5/11/chartex" xmlns:cx6="http://schemas.microsoft.com/office/drawing/2016/5/12/chartex" xmlns:cx7="http://schemas.microsoft.com/office/drawing/2016/5/13/chartex" xmlns:cx8="http://schemas.microsoft.com/office/drawing/2016/5/14/chartex" xmlns:mc="http://schemas.openxmlformats.org/markup-compatibility/2006" xmlns:aink="http://schemas.microsoft.com/office/drawing/2016/ink" xmlns:am3d="http://schemas.microsoft.com/office/drawing/2017/model3d" xmlns:o="urn:schemas-microsoft-com:office:office" xmlns:oel="http://schemas.microsoft.com/office/2019/extlst" xmlns:r="http://schemas.openxmlformats.org/officeDocument/2006/relationships" xmlns:m="http://schemas.openxmlformats.org/officeDocument/2006/math" xmlns:v="urn:schemas-microsoft-com:vml" xmlns:wp14="http://schemas.microsoft.com/office/word/2010/wordprocessingDrawing" xmlns:wp="http://schemas.openxmlformats.org/drawingml/2006/wordprocessingDrawing" xmlns:w10="urn:schemas-microsoft-com:office:word" xmlns:w="http://schemas.openxmlformats.org/wordprocessingml/2006/main" xmlns:w14="http://schemas.microsoft.com/office/word/2010/wordml" xmlns:w15="http://schemas.microsoft.com/office/word/2012/wordml" xmlns:w16cex="http://schemas.microsoft.com/office/word/2018/wordml/cex" xmlns:w16cid="http://schemas.microsoft.com/office/word/2016/wordml/cid" xmlns:w16="http://schemas.microsoft.com/office/word/2018/wordml" xmlns:w16sdtdh="http://schemas.microsoft.com/office/word/2020/wordml/sdtdatahash" xmlns:w16se="http://schemas.microsoft.com/office/word/2015/wordml/symex" xmlns:wpg="http://schemas.microsoft.com/office/word/2010/wordprocessingGroup" xmlns:wpi="http://schemas.microsoft.com/office/word/2010/wordprocessingInk" xmlns:wne="http://schemas.microsoft.com/office/word/2006/wordml" xmlns:wps="http://schemas.microsoft.com/office/word/2010/wordprocessingShape" mc:Ignorable="w14 w15 w16se w16cid w16 w16cex w16sdtdh wp14">
+<w:numbering xmlns:wpc="http://schemas.microsoft.com/office/word/2010/wordprocessingCanvas" xmlns:cx="http://schemas.microsoft.com/office/drawing/2014/chartex" xmlns:cx1="http://schemas.microsoft.com/office/drawing/2015/9/8/chartex" xmlns:cx2="http://schemas.microsoft.com/office/drawing/2015/10/21/chartex" xmlns:cx3="http://schemas.microsoft.com/office/drawing/2016/5/9/chartex" xmlns:cx4="http://schemas.microsoft.com/office/drawing/2016/5/10/chartex" xmlns:cx5="http://schemas.microsoft.com/office/drawing/2016/5/11/chartex" xmlns:cx6="http://schemas.microsoft.com/office/drawing/2016/5/12/chartex" xmlns:cx7="http://schemas.microsoft.com/office/drawing/2016/5/13/chartex" xmlns:cx8="http://schemas.microsoft.com/office/drawing/2016/5/14/chartex" xmlns:mc="http://schemas.openxmlformats.org/markup-compatibility/2006" xmlns:aink="http://schemas.microsoft.com/office/drawing/2016/ink" xmlns:am3d="http://schemas.microsoft.com/office/drawing/2017/model3d" xmlns:o="urn:schemas-microsoft-com:office:office" xmlns:oel="http://schemas.microsoft.com/office/2019/extlst" xmlns:r="http://schemas.openxmlformats.org/officeDocument/2006/relationships" xmlns:m="http://schemas.openxmlformats.org/officeDocument/2006/math" xmlns:v="urn:schemas-microsoft-com:vml" xmlns:wp14="http://schemas.microsoft.com/office/word/2010/wordprocessingDrawing" xmlns:wp="http://schemas.openxmlformats.org/drawingml/2006/wordprocessingDrawing" xmlns:w10="urn:schemas-microsoft-com:office:word" xmlns:w="http://schemas.openxmlformats.org/wordprocessingml/2006/main" xmlns:w14="http://schemas.microsoft.com/office/word/2010/wordml" xmlns:w15="http://schemas.microsoft.com/office/word/2012/wordml" xmlns:w16cex="http://schemas.microsoft.com/office/word/2018/wordml/cex" xmlns:w16cid="http://schemas.microsoft.com/office/word/2016/wordml/cid" xmlns:w16="http://schemas.microsoft.com/office/word/2018/wordml" xmlns:w16du="http://schemas.microsoft.com/office/word/2023/wordml/word16du" xmlns:w16sdtdh="http://schemas.microsoft.com/office/word/2020/wordml/sdtdatahash" xmlns:w16sdtfl="http://schemas.microsoft.com/office/word/2024/wordml/sdtformatlock" xmlns:w16se="http://schemas.microsoft.com/office/word/2015/wordml/symex" xmlns:wpg="http://schemas.microsoft.com/office/word/2010/wordprocessingGroup" xmlns:wpi="http://schemas.microsoft.com/office/word/2010/wordprocessingInk" xmlns:wne="http://schemas.microsoft.com/office/word/2006/wordml" xmlns:wps="http://schemas.microsoft.com/office/word/2010/wordprocessingShape" mc:Ignorable="w14 w15 w16se w16cid w16 w16cex w16sdtdh w16sdtfl w16du wp14">
   <w:abstractNum w:abstractNumId="0" w15:restartNumberingAfterBreak="0">
     <w:nsid w:val="FFFFFF7C"/>
     <w:multiLevelType w:val="singleLevel"/>
@@ -1007,7 +1011,7 @@
 </file>
 
 <file path=word/styles.xml><?xml version="1.0" encoding="utf-8"?>
-<w:styles xmlns:mc="http://schemas.openxmlformats.org/markup-compatibility/2006" xmlns:r="http://schemas.openxmlformats.org/officeDocument/2006/relationships" xmlns:w="http://schemas.openxmlformats.org/wordprocessingml/2006/main" xmlns:w14="http://schemas.microsoft.com/office/word/2010/wordml" xmlns:w15="http://schemas.microsoft.com/office/word/2012/wordml" xmlns:w16cex="http://schemas.microsoft.com/office/word/2018/wordml/cex" xmlns:w16cid="http://schemas.microsoft.com/office/word/2016/wordml/cid" xmlns:w16="http://schemas.microsoft.com/office/word/2018/wordml" xmlns:w16sdtdh="http://schemas.microsoft.com/office/word/2020/wordml/sdtdatahash" xmlns:w16se="http://schemas.microsoft.com/office/word/2015/wordml/symex" mc:Ignorable="w14 w15 w16se w16cid w16 w16cex w16sdtdh">
+<w:styles xmlns:mc="http://schemas.openxmlformats.org/markup-compatibility/2006" xmlns:r="http://schemas.openxmlformats.org/officeDocument/2006/relationships" xmlns:w="http://schemas.openxmlformats.org/wordprocessingml/2006/main" xmlns:w14="http://schemas.microsoft.com/office/word/2010/wordml" xmlns:w15="http://schemas.microsoft.com/office/word/2012/wordml" xmlns:w16cex="http://schemas.microsoft.com/office/word/2018/wordml/cex" xmlns:w16cid="http://schemas.microsoft.com/office/word/2016/wordml/cid" xmlns:w16="http://schemas.microsoft.com/office/word/2018/wordml" xmlns:w16du="http://schemas.microsoft.com/office/word/2023/wordml/word16du" xmlns:w16sdtdh="http://schemas.microsoft.com/office/word/2020/wordml/sdtdatahash" xmlns:w16sdtfl="http://schemas.microsoft.com/office/word/2024/wordml/sdtformatlock" xmlns:w16se="http://schemas.microsoft.com/office/word/2015/wordml/symex" mc:Ignorable="w14 w15 w16se w16cid w16 w16cex w16sdtdh w16sdtfl w16du">
   <w:docDefaults>
     <w:rPrDefault>
       <w:rPr>
@@ -1765,7 +1769,7 @@
     <w:link w:val="TitleChar"/>
     <w:uiPriority w:val="10"/>
     <w:qFormat/>
-    <w:rsid w:val="007106C8"/>
+    <w:rsid w:val="00E854FA"/>
     <w:pPr>
       <w:spacing w:after="300" w:line="240" w:lineRule="auto"/>
       <w:contextualSpacing/>
@@ -1775,7 +1779,7 @@
       <w:rFonts w:eastAsiaTheme="majorEastAsia" w:cstheme="majorBidi"/>
       <w:spacing w:val="5"/>
       <w:kern w:val="28"/>
-      <w:sz w:val="52"/>
+      <w:sz w:val="40"/>
       <w:szCs w:val="52"/>
       <w:lang w:val="sv-SE" w:eastAsia="en-US" w:bidi="ar-SA"/>
     </w:rPr>
@@ -1785,12 +1789,12 @@
     <w:basedOn w:val="DefaultParagraphFont"/>
     <w:link w:val="Title"/>
     <w:uiPriority w:val="10"/>
-    <w:rsid w:val="007106C8"/>
+    <w:rsid w:val="00E854FA"/>
     <w:rPr>
       <w:rFonts w:ascii="Times New Roman" w:eastAsiaTheme="majorEastAsia" w:hAnsi="Times New Roman" w:cstheme="majorBidi"/>
       <w:spacing w:val="5"/>
       <w:kern w:val="28"/>
-      <w:sz w:val="52"/>
+      <w:sz w:val="40"/>
       <w:szCs w:val="52"/>
       <w:lang w:val="sv-SE" w:eastAsia="en-US" w:bidi="ar-SA"/>
     </w:rPr>

--- a/klagomål/A 22645-2026 FSC-klagomål.docx
+++ b/klagomål/A 22645-2026 FSC-klagomål.docx
@@ -791,7 +791,7 @@
     <w:r>
       <w:tab/>
       <w:tab/>
-      <w:t>2026-06-18</w:t>
+      <w:t>2026-06-19</w:t>
       <w:br/>
       <w:br/>
     </w:r>

--- a/klagomål/A 22645-2026 FSC-klagomål.docx
+++ b/klagomål/A 22645-2026 FSC-klagomål.docx
@@ -791,7 +791,7 @@
     <w:r>
       <w:tab/>
       <w:tab/>
-      <w:t>2026-06-19</w:t>
+      <w:t>2026-06-20</w:t>
       <w:br/>
       <w:br/>
     </w:r>

--- a/klagomål/A 22645-2026 FSC-klagomål.docx
+++ b/klagomål/A 22645-2026 FSC-klagomål.docx
@@ -168,38 +168,7 @@
     </w:p>
     <w:p>
       <w:r>
-        <w:t>Detta dokument behandlar höga naturvärden i avverkningsanmälan A 22645-2026 i Sollefteå kommun som inkom 2026-05-13 och omfattar 3,8 ha.</w:t>
-      </w:r>
-    </w:p>
-    <w:p>
-      <w:r>
-        <w:t>Nedan presenteras fynd av naturvårdsarter och fridlysta arter som gjorts i det avverkningsanmälda området, samt relevanta utdrag ur standarderna för FSC, Chain of Custody, Controlled Wood och PEFC. I BILAGA 1 finns artfakta om fridlysta arter.</w:t>
-      </w:r>
-    </w:p>
-    <w:p>
-      <w:r>
-        <w:t>Vi förväntar oss att ni återkommer med ett skriftligt svar på vårt klagomål och även beskriver vilka korrigerande åtgärder ni satt in för att rätta till identifierade brister i er efterlevnad av den svenska FSC standarden.</w:t>
-      </w:r>
-    </w:p>
-    <w:p>
-      <w:pPr>
-        <w:pStyle w:val="Heading1"/>
-      </w:pPr>
-      <w:r>
-        <w:t>Naturvårdsarter</w:t>
-      </w:r>
-    </w:p>
-    <w:p>
-      <w:r>
-        <w:t>I avverkningsanmälan har följande 2 naturvårdsarter hittats: duvhök (NT, §4) och orre (§4). Av dessa är 1 rödlistade. För rödlistade arter har rödlistekategorin angivits inom parentes. För fridlysta arter anges även paragrafen i Artskyddsförordningen som arten är fridlyst enligt.</w:t>
-      </w:r>
-    </w:p>
-    <w:p>
-      <w:r>
-        <w:t>De påträffade naturvårdsarterna är ett tydligt kvitto på att det rör sig om en skog med höga naturvärden.</w:t>
-      </w:r>
-      <w:r>
-        <w:t xml:space="preserve"> I Figur 1 visas fyndplatser för naturvårdsarter i området, som finns registrerade på Artportalen.</w:t>
+        <w:t>Detta klagomål behandlar höga naturvärden i avverkningsanmälan A 22645-2026 i Sollefteå kommun som inkom 2026-05-13 och omfattar 3,8 ha.</w:t>
       </w:r>
     </w:p>
     <w:p>
@@ -247,34 +216,35 @@
         <w:spacing w:after="240"/>
       </w:pPr>
       <w:r>
-        <w:t>Figur 1. Fyndplatser för naturvårdsarter i avverkningsanmälan (röd linje). Markörer utan svart kant är placerade på fyndplatsen. Markörer med svart kant är placerade vid sidan av fyndplatsen och har ett svart streck som visar fyndplatsens exakta position. Kartans mittpunktskoordinat är N 7011800, E 643645 i SWEREF 99 TM.</w:t>
+        <w:t>Figur 1. Fyndplatser för naturvårdsarter i avverkningsanmälan. Markörer utan svart kant är placerade på fyndplatsen. Markörer med svart kant är placerade vid sidan av fyndplatsen har ett svart streck som visar fyndplatsens exakta position. Kartans mittpunktskoordinat är N 7011800, E 643645 i SWEREF 99 TM.</w:t>
+      </w:r>
+    </w:p>
+    <w:p>
+      <w:r>
+        <w:t>I avverkningsanmälan finns fynd av 2 naturvårdsarter, varav 1 är rödlistad och 2 är fridlysta: duvhök (NT, §4) och orre (§4). Se Figur 1.</w:t>
+      </w:r>
+    </w:p>
+    <w:p>
+      <w:r>
+        <w:t>Nedan presenteras relevanta utdrag ur standarderna för FSC, Chain of Custody, Controlled Wood och PEFC.</w:t>
+      </w:r>
+    </w:p>
+    <w:p>
+      <w:r>
+        <w:t>Vi förväntar oss att ni återkommer med ett skriftligt svar på vårt klagomål och även beskriver vilka korrigerande åtgärder ni satt in för att rätta till identifierade brister i er efterlevnad av den svenska FSC standarden.</w:t>
       </w:r>
     </w:p>
     <w:p>
       <w:pPr>
-        <w:pStyle w:val="Heading2"/>
+        <w:pStyle w:val="Heading1"/>
       </w:pPr>
       <w:r>
-        <w:t>Fridlysta arter</w:t>
+        <w:t>Naturvårdsarter och fridlysta arter</w:t>
       </w:r>
     </w:p>
     <w:p>
       <w:r>
-        <w:t>Följande fridlysta arter har sina livsmiljöer och växtplatser i den avverkningsanmälda skogen: duvhök (NT, §4) och orre (§4).</w:t>
-      </w:r>
-    </w:p>
-    <w:p>
-      <w:r>
-        <w:t xml:space="preserve">Observera att medlemsländerna är skyldiga att agera i enlighet med EU:s fågeldirektiv där det uttryckligen står att direktivet gäller för fåglar samt för deras ägg, bon och </w:t>
-      </w:r>
-      <w:r>
-        <w:rPr>
-          <w:b/>
-        </w:rPr>
-        <w:t xml:space="preserve">livsmiljöer </w:t>
-      </w:r>
-      <w:r>
-        <w:t>(artikel 1). Vidare att de åtgärder som vidtas inte får leda till en försämring av den nuvarande situationen beträffande bevarandet av de fågelarter som avses i artikel 1 (artikel 13). Fågeldirektivet är styrande för tillsynsansvariga myndigheters ärendehantering, ställningstaganden och beslutsfattande.</w:t>
+        <w:t>Nedan följer beskrivningar av de naturvårdsarter och fridlysta arter som har sina livsmiljöer och växtplatser i den avverkningsanmälda skogen. Se även ytterligare artfakta i BILAGA 1. De påträffade naturvårdsarterna är ett tydligt kvitto på att det rör sig om en skog med höga naturvärden.</w:t>
       </w:r>
     </w:p>
     <w:p>
@@ -286,11 +256,6 @@
       </w:r>
       <w:r>
         <w:t>, som är rödlistad som nära hotad, har minskat med 15 (0–30) % under de senaste 18 åren och minskningstakten för den svenska populationen bedöms vara nära gränsvärdet för sårbar (VU). Arten är starkt bunden till skogsmark och jagar helst inne i äldre skog. Den missgynnas av stora hyggen och täta planteringar. De gamla fåglarna är i huvudsak stationära i sina revir och boet läggs inne i tät, oftast äldre skog. Kantzoner mot öppen mark undviks och duvhöken, som är beroende av insynsskyddade boplatser, är därför känsligare för slutavverkning än flera andra rovfåglar. Friställande av boträd eller avverkning så att boplatsen blir exponerad mot öppen mark, medför att platsen överges. Eftersom duvhöken helst häckar i gammal skog, är dess häckningsplatser i princip alltid mer eller mindre hotade av skogsbruk och avverkningar (SLU Artdatabanken, 2026; Skogsstyrelsen 2016).</w:t>
-      </w:r>
-    </w:p>
-    <w:p>
-      <w:r>
-        <w:t>I BILAGA 1 finns mer detaljerad information om ekologi samt krav på livsmiljö hos fridlysta arter.</w:t>
       </w:r>
     </w:p>
     <w:p>
@@ -791,7 +756,7 @@
     <w:r>
       <w:tab/>
       <w:tab/>
-      <w:t>2026-06-20</w:t>
+      <w:t>2026-06-21</w:t>
       <w:br/>
       <w:br/>
     </w:r>

--- a/klagomål/A 22645-2026 FSC-klagomål.docx
+++ b/klagomål/A 22645-2026 FSC-klagomål.docx
@@ -756,7 +756,7 @@
     <w:r>
       <w:tab/>
       <w:tab/>
-      <w:t>2026-06-21</w:t>
+      <w:t>2026-06-22</w:t>
       <w:br/>
       <w:br/>
     </w:r>

--- a/klagomål/A 22645-2026 FSC-klagomål.docx
+++ b/klagomål/A 22645-2026 FSC-klagomål.docx
@@ -756,7 +756,7 @@
     <w:r>
       <w:tab/>
       <w:tab/>
-      <w:t>2026-06-22</w:t>
+      <w:t>2026-06-23</w:t>
       <w:br/>
       <w:br/>
     </w:r>

--- a/klagomål/A 22645-2026 FSC-klagomål.docx
+++ b/klagomål/A 22645-2026 FSC-klagomål.docx
@@ -756,7 +756,7 @@
     <w:r>
       <w:tab/>
       <w:tab/>
-      <w:t>2026-06-23</w:t>
+      <w:t>2026-06-24</w:t>
       <w:br/>
       <w:br/>
     </w:r>

--- a/klagomål/A 22645-2026 FSC-klagomål.docx
+++ b/klagomål/A 22645-2026 FSC-klagomål.docx
@@ -756,7 +756,7 @@
     <w:r>
       <w:tab/>
       <w:tab/>
-      <w:t>2026-06-24</w:t>
+      <w:t>2026-06-25</w:t>
       <w:br/>
       <w:br/>
     </w:r>

--- a/klagomål/A 22645-2026 FSC-klagomål.docx
+++ b/klagomål/A 22645-2026 FSC-klagomål.docx
@@ -756,7 +756,7 @@
     <w:r>
       <w:tab/>
       <w:tab/>
-      <w:t>2026-06-25</w:t>
+      <w:t>2026-06-26</w:t>
       <w:br/>
       <w:br/>
     </w:r>

--- a/klagomål/A 22645-2026 FSC-klagomål.docx
+++ b/klagomål/A 22645-2026 FSC-klagomål.docx
@@ -756,7 +756,7 @@
     <w:r>
       <w:tab/>
       <w:tab/>
-      <w:t>2026-06-26</w:t>
+      <w:t>2026-06-27</w:t>
       <w:br/>
       <w:br/>
     </w:r>

--- a/klagomål/A 22645-2026 FSC-klagomål.docx
+++ b/klagomål/A 22645-2026 FSC-klagomål.docx
@@ -756,7 +756,7 @@
     <w:r>
       <w:tab/>
       <w:tab/>
-      <w:t>2026-06-27</w:t>
+      <w:t>2026-06-28</w:t>
       <w:br/>
       <w:br/>
     </w:r>

--- a/klagomål/A 22645-2026 FSC-klagomål.docx
+++ b/klagomål/A 22645-2026 FSC-klagomål.docx
@@ -221,7 +221,7 @@
     </w:p>
     <w:p>
       <w:r>
-        <w:t>I avverkningsanmälan finns fynd av 2 naturvårdsarter, varav 1 är rödlistad och 2 är fridlysta: duvhök (NT, §4) och orre (§4). Se Figur 1.</w:t>
+        <w:t>I avverkningsanmälan finns fynd av 3 naturvårdsarter, varav 2 är rödlistade och 3 är fridlysta: bivråk (NT, §4), duvhök (NT, §4) och orre (§4). Se Figur 1.</w:t>
       </w:r>
     </w:p>
     <w:p>
@@ -245,6 +245,26 @@
     <w:p>
       <w:r>
         <w:t>Nedan följer beskrivningar av de naturvårdsarter och fridlysta arter som har sina livsmiljöer och växtplatser i den avverkningsanmälda skogen. Se även ytterligare artfakta i BILAGA 1. De påträffade naturvårdsarterna är ett tydligt kvitto på att det rör sig om en skog med höga naturvärden.</w:t>
+      </w:r>
+    </w:p>
+    <w:p>
+      <w:r>
+        <w:rPr>
+          <w:b/>
+        </w:rPr>
+        <w:t>Bivråk (NT, §4)</w:t>
+      </w:r>
+      <w:r>
+        <w:t xml:space="preserve"> ingår i bilaga 1 i EU:s fågeldirektiv och är prioriterad art i Skogsvårdslagen. Den har minskat med 2/3-delar sedan 1970-talet och under de senaste 30 åren har minskningstakten uppgått till 22.5 (15–30) %. Arten häckar i tät, ogallrad skog på högproduktiv mark, i södra Sverige främst i lövskogsrika trakter, i Norrland till stor del i högproduktiv granskog, Födan består av getinglarver och -puppor, men även av fågelungar och groddjur. Bivråken påverkas negativt av avverkning och omföring av lövträdsrika marker till täta produktionsskogar av barrträd samt av den allmänna "</w:t>
+      </w:r>
+      <w:r>
+        <w:rPr>
+          <w:i/>
+        </w:rPr>
+        <w:t>förtorkningen</w:t>
+      </w:r>
+      <w:r>
+        <w:t>" av landskapet genom täckdikning, dikning av skogsmark etc. Bevara lövskogar och öka andelen löv i barrskog. Gallra inte i onödan och inte alls i sumpskog. Dika inte ut vattensamlingar, sumpskogar, alkärr eller andra våta miljöer. Kring alla boplatser ska det lämnas en skyddszon vid avverkning eller andra skogliga åtgärder. Som tumregel ska skyddszonen vara så bred att boet inte syns väl från öppen mark. Minskningstakten för den svenska populationen bedöms vara nära gränsvärdet för Sårbar (VU) (SLU Artdatabanken, 2026; Skogsstyrelsen, 2016).</w:t>
       </w:r>
     </w:p>
     <w:p>
@@ -364,7 +384,7 @@
         <w:rPr>
           <w:i/>
         </w:rPr>
-        <w:t>I det avverkningsanmälda skogsområdet har 2 naturvårdsarter varav 1 rödlistade arter sina livsmiljöer och växtplatser.</w:t>
+        <w:t>I det avverkningsanmälda skogsområdet har 3 naturvårdsarter varav 2 rödlistade arter sina livsmiljöer och växtplatser.</w:t>
       </w:r>
     </w:p>
     <w:p>
@@ -569,6 +589,76 @@
         <w:pStyle w:val="Heading1"/>
       </w:pPr>
       <w:r>
+        <w:t>Bivråk – ekologi samt krav på livsmiljön</w:t>
+      </w:r>
+    </w:p>
+    <w:p>
+      <w:r>
+        <w:t>Bivråk (NT, §4) ingår i bilaga 1 i EU:s fågeldirektiv och är prioriterad art i Skogsvårdslagen. Den har minskat med 2/3-delar sedan 1970-talet och under de senaste 30 åren har minskningstakten uppgått till 22.5 (15–30) %. Minskningstakten för den svenska populationen bedöms vara nära gränsvärdet för Sårbar (VU) (SLU Artdatabanken, 2026).</w:t>
+      </w:r>
+    </w:p>
+    <w:p>
+      <w:r>
+        <w:t>Arten häckar i tät, ogallrad skog på högproduktiv mark, i södra Sverige främst i lövskogsrika trakter, i Norrland till stor del i högproduktiv granskog, Födan består av getinglarver och -puppor, men även av fågelungar och groddjur. (SLU Artdatabanken, 2026).</w:t>
+      </w:r>
+    </w:p>
+    <w:p>
+      <w:r>
+        <w:t>En trolig delförklaring till minskande bivråksstammar är att det i dagens skogs- och jordbruksbygder finns ett sämre utbud av insektsrika biotoper jämfört med förhållandena för 20–40 år sedan. Minskad insektsrikedom innebär förmodligen en lägre täthet av sociala getingsamhällen och därmed sämre förutsättningar för bivråkens häckning. En allmän "</w:t>
+      </w:r>
+      <w:r>
+        <w:rPr>
+          <w:i/>
+        </w:rPr>
+        <w:t>förtorkning</w:t>
+      </w:r>
+      <w:r>
+        <w:t>" av landskapet (täckdikning, dikning av skogsmark etc.) liksom omföring av lövträdsrika marker till täta produktionsskogar av barrträd medför dessutom en försämrad förekomst av tättingar (trastar etc.) och grodor, vilket sannolikt påverkar bivråken negativt. (SLU Artdatabanken, 2026).</w:t>
+      </w:r>
+    </w:p>
+    <w:p>
+      <w:r>
+        <w:t>Bevara lövskogar och öka andelen löv i barrskog. Gallra inte i onödan och inte alls i sumpskog. Dika inte ut vattensamlingar, sumpskogar, alkärr eller andra våta miljöer. Kring alla boplatser ska det lämnas en skyddszon vid avverkning eller andra skogliga åtgärder. Som tumregel ska skyddszonen vara så bred att boet inte syns väl från öppen mark (SLU Artdatabanken, 2026; Skogsstyrelsen, 2016).</w:t>
+      </w:r>
+    </w:p>
+    <w:p>
+      <w:pPr>
+        <w:pStyle w:val="Heading2"/>
+      </w:pPr>
+      <w:r>
+        <w:t>Referenser – bivråk</w:t>
+      </w:r>
+    </w:p>
+    <w:p>
+      <w:r>
+        <w:t xml:space="preserve">Skogsstyrelsen, 2016. </w:t>
+      </w:r>
+      <w:r>
+        <w:rPr>
+          <w:i/>
+        </w:rPr>
+        <w:t>Vägledning för hänsyn till bivråk.</w:t>
+      </w:r>
+    </w:p>
+    <w:p>
+      <w:r>
+        <w:t xml:space="preserve">SLU Artdatabanken, 2026. </w:t>
+      </w:r>
+      <w:r>
+        <w:rPr>
+          <w:i/>
+        </w:rPr>
+        <w:t xml:space="preserve">Artfaktablad. Naturvård – artfakta. </w:t>
+      </w:r>
+      <w:r>
+        <w:t>SLU Artdatabanken, Uppsala</w:t>
+      </w:r>
+    </w:p>
+    <w:p>
+      <w:pPr>
+        <w:pStyle w:val="Heading1"/>
+      </w:pPr>
+      <w:r>
         <w:t>Duvhök – ekologi samt krav på livsmiljön</w:t>
       </w:r>
     </w:p>
@@ -756,7 +846,7 @@
     <w:r>
       <w:tab/>
       <w:tab/>
-      <w:t>2026-06-28</w:t>
+      <w:t>2026-06-29</w:t>
       <w:br/>
       <w:br/>
     </w:r>

--- a/klagomål/A 22645-2026 FSC-klagomål.docx
+++ b/klagomål/A 22645-2026 FSC-klagomål.docx
@@ -846,7 +846,7 @@
     <w:r>
       <w:tab/>
       <w:tab/>
-      <w:t>2026-06-29</w:t>
+      <w:t>2026-06-30</w:t>
       <w:br/>
       <w:br/>
     </w:r>

--- a/klagomål/A 22645-2026 FSC-klagomål.docx
+++ b/klagomål/A 22645-2026 FSC-klagomål.docx
@@ -846,7 +846,7 @@
     <w:r>
       <w:tab/>
       <w:tab/>
-      <w:t>2026-06-30</w:t>
+      <w:t>2026-07-01</w:t>
       <w:br/>
       <w:br/>
     </w:r>

--- a/klagomål/A 22645-2026 FSC-klagomål.docx
+++ b/klagomål/A 22645-2026 FSC-klagomål.docx
@@ -846,7 +846,7 @@
     <w:r>
       <w:tab/>
       <w:tab/>
-      <w:t>2026-07-13</w:t>
+      <w:t>2026-07-14</w:t>
       <w:br/>
       <w:br/>
     </w:r>

--- a/klagomål/A 22645-2026 FSC-klagomål.docx
+++ b/klagomål/A 22645-2026 FSC-klagomål.docx
@@ -846,7 +846,7 @@
     <w:r>
       <w:tab/>
       <w:tab/>
-      <w:t>2026-07-14</w:t>
+      <w:t>2026-07-15</w:t>
       <w:br/>
       <w:br/>
     </w:r>

--- a/klagomål/A 22645-2026 FSC-klagomål.docx
+++ b/klagomål/A 22645-2026 FSC-klagomål.docx
@@ -846,7 +846,7 @@
     <w:r>
       <w:tab/>
       <w:tab/>
-      <w:t>2026-07-15</w:t>
+      <w:t>2026-07-16</w:t>
       <w:br/>
       <w:br/>
     </w:r>

--- a/klagomål/A 22645-2026 FSC-klagomål.docx
+++ b/klagomål/A 22645-2026 FSC-klagomål.docx
@@ -846,7 +846,7 @@
     <w:r>
       <w:tab/>
       <w:tab/>
-      <w:t>2026-07-16</w:t>
+      <w:t>2026-07-17</w:t>
       <w:br/>
       <w:br/>
     </w:r>

--- a/klagomål/A 22645-2026 FSC-klagomål.docx
+++ b/klagomål/A 22645-2026 FSC-klagomål.docx
@@ -846,7 +846,7 @@
     <w:r>
       <w:tab/>
       <w:tab/>
-      <w:t>2026-07-17</w:t>
+      <w:t>2026-07-18</w:t>
       <w:br/>
       <w:br/>
     </w:r>

--- a/klagomål/A 22645-2026 FSC-klagomål.docx
+++ b/klagomål/A 22645-2026 FSC-klagomål.docx
@@ -846,7 +846,7 @@
     <w:r>
       <w:tab/>
       <w:tab/>
-      <w:t>2026-07-18</w:t>
+      <w:t>2026-07-19</w:t>
       <w:br/>
       <w:br/>
     </w:r>

--- a/klagomål/A 22645-2026 FSC-klagomål.docx
+++ b/klagomål/A 22645-2026 FSC-klagomål.docx
@@ -846,7 +846,7 @@
     <w:r>
       <w:tab/>
       <w:tab/>
-      <w:t>2026-07-19</w:t>
+      <w:t>2026-07-20</w:t>
       <w:br/>
       <w:br/>
     </w:r>

--- a/klagomål/A 22645-2026 FSC-klagomål.docx
+++ b/klagomål/A 22645-2026 FSC-klagomål.docx
@@ -846,7 +846,7 @@
     <w:r>
       <w:tab/>
       <w:tab/>
-      <w:t>2026-07-20</w:t>
+      <w:t>2026-07-21</w:t>
       <w:br/>
       <w:br/>
     </w:r>

--- a/klagomål/A 22645-2026 FSC-klagomål.docx
+++ b/klagomål/A 22645-2026 FSC-klagomål.docx
@@ -846,7 +846,7 @@
     <w:r>
       <w:tab/>
       <w:tab/>
-      <w:t>2026-07-21</w:t>
+      <w:t>2026-07-22</w:t>
       <w:br/>
       <w:br/>
     </w:r>

--- a/klagomål/A 22645-2026 FSC-klagomål.docx
+++ b/klagomål/A 22645-2026 FSC-klagomål.docx
@@ -846,7 +846,7 @@
     <w:r>
       <w:tab/>
       <w:tab/>
-      <w:t>2026-07-22</w:t>
+      <w:t>2026-07-23</w:t>
       <w:br/>
       <w:br/>
     </w:r>

--- a/klagomål/A 22645-2026 FSC-klagomål.docx
+++ b/klagomål/A 22645-2026 FSC-klagomål.docx
@@ -846,7 +846,7 @@
     <w:r>
       <w:tab/>
       <w:tab/>
-      <w:t>2026-07-23</w:t>
+      <w:t>2026-07-24</w:t>
       <w:br/>
       <w:br/>
     </w:r>

--- a/klagomål/A 22645-2026 FSC-klagomål.docx
+++ b/klagomål/A 22645-2026 FSC-klagomål.docx
@@ -846,7 +846,7 @@
     <w:r>
       <w:tab/>
       <w:tab/>
-      <w:t>2026-07-24</w:t>
+      <w:t>2026-07-25</w:t>
       <w:br/>
       <w:br/>
     </w:r>

--- a/klagomål/A 22645-2026 FSC-klagomål.docx
+++ b/klagomål/A 22645-2026 FSC-klagomål.docx
@@ -846,7 +846,7 @@
     <w:r>
       <w:tab/>
       <w:tab/>
-      <w:t>2026-07-25</w:t>
+      <w:t>2026-07-26</w:t>
       <w:br/>
       <w:br/>
     </w:r>

--- a/klagomål/A 22645-2026 FSC-klagomål.docx
+++ b/klagomål/A 22645-2026 FSC-klagomål.docx
@@ -846,7 +846,7 @@
     <w:r>
       <w:tab/>
       <w:tab/>
-      <w:t>2026-07-26</w:t>
+      <w:t>2026-07-27</w:t>
       <w:br/>
       <w:br/>
     </w:r>

--- a/klagomål/A 22645-2026 FSC-klagomål.docx
+++ b/klagomål/A 22645-2026 FSC-klagomål.docx
@@ -846,7 +846,7 @@
     <w:r>
       <w:tab/>
       <w:tab/>
-      <w:t>2026-07-27</w:t>
+      <w:t>2026-07-28</w:t>
       <w:br/>
       <w:br/>
     </w:r>

--- a/klagomål/A 22645-2026 FSC-klagomål.docx
+++ b/klagomål/A 22645-2026 FSC-klagomål.docx
@@ -846,7 +846,7 @@
     <w:r>
       <w:tab/>
       <w:tab/>
-      <w:t>2026-07-28</w:t>
+      <w:t>2026-07-29</w:t>
       <w:br/>
       <w:br/>
     </w:r>

--- a/klagomål/A 22645-2026 FSC-klagomål.docx
+++ b/klagomål/A 22645-2026 FSC-klagomål.docx
@@ -846,7 +846,7 @@
     <w:r>
       <w:tab/>
       <w:tab/>
-      <w:t>2026-07-29</w:t>
+      <w:t>2026-07-30</w:t>
       <w:br/>
       <w:br/>
     </w:r>

--- a/klagomål/A 22645-2026 FSC-klagomål.docx
+++ b/klagomål/A 22645-2026 FSC-klagomål.docx
@@ -846,7 +846,7 @@
     <w:r>
       <w:tab/>
       <w:tab/>
-      <w:t>2026-07-30</w:t>
+      <w:t>2026-07-31</w:t>
       <w:br/>
       <w:br/>
     </w:r>

--- a/klagomål/A 22645-2026 FSC-klagomål.docx
+++ b/klagomål/A 22645-2026 FSC-klagomål.docx
@@ -846,7 +846,7 @@
     <w:r>
       <w:tab/>
       <w:tab/>
-      <w:t>2026-07-31</w:t>
+      <w:t>2026-08-01</w:t>
       <w:br/>
       <w:br/>
     </w:r>

--- a/klagomål/A 22645-2026 FSC-klagomål.docx
+++ b/klagomål/A 22645-2026 FSC-klagomål.docx
@@ -846,7 +846,7 @@
     <w:r>
       <w:tab/>
       <w:tab/>
-      <w:t>2026-08-01</w:t>
+      <w:t>2026-08-02</w:t>
       <w:br/>
       <w:br/>
     </w:r>

--- a/klagomål/A 22645-2026 FSC-klagomål.docx
+++ b/klagomål/A 22645-2026 FSC-klagomål.docx
@@ -846,7 +846,7 @@
     <w:r>
       <w:tab/>
       <w:tab/>
-      <w:t>2026-08-02</w:t>
+      <w:t>2026-08-03</w:t>
       <w:br/>
       <w:br/>
     </w:r>

--- a/klagomål/A 22645-2026 FSC-klagomål.docx
+++ b/klagomål/A 22645-2026 FSC-klagomål.docx
@@ -846,7 +846,7 @@
     <w:r>
       <w:tab/>
       <w:tab/>
-      <w:t>2026-08-03</w:t>
+      <w:t>2026-08-05</w:t>
       <w:br/>
       <w:br/>
     </w:r>

--- a/klagomål/A 22645-2026 FSC-klagomål.docx
+++ b/klagomål/A 22645-2026 FSC-klagomål.docx
@@ -846,7 +846,7 @@
     <w:r>
       <w:tab/>
       <w:tab/>
-      <w:t>2026-08-05</w:t>
+      <w:t>2026-08-07</w:t>
       <w:br/>
       <w:br/>
     </w:r>

--- a/klagomål/A 22645-2026 FSC-klagomål.docx
+++ b/klagomål/A 22645-2026 FSC-klagomål.docx
@@ -846,7 +846,7 @@
     <w:r>
       <w:tab/>
       <w:tab/>
-      <w:t>2026-08-07</w:t>
+      <w:t>2026-08-08</w:t>
       <w:br/>
       <w:br/>
     </w:r>

--- a/klagomål/A 22645-2026 FSC-klagomål.docx
+++ b/klagomål/A 22645-2026 FSC-klagomål.docx
@@ -216,7 +216,7 @@
         <w:spacing w:after="240"/>
       </w:pPr>
       <w:r>
-        <w:t>Figur 1. Fyndplatser för naturvårdsarter i avverkningsanmälan. Markörer utan svart kant är placerade på fyndplatsen. Markörer med svart kant är placerade vid sidan av fyndplatsen har ett svart streck som visar fyndplatsens exakta position. Kartans mittpunktskoordinat är N 7011800, E 643645 i SWEREF 99 TM.</w:t>
+        <w:t>Figur 1. Fyndplatser för naturvårdsarter i avverkningsanmälan. Markörer utan svart kant är placerade på fyndplatsen. Markörer med svart kant är placerade vid sidan av fyndplatsen och har ett svart streck som visar fyndplatsens exakta position. Kartans mittpunktskoordinat är N 7011800, E 643645 i SWEREF 99 TM.</w:t>
       </w:r>
     </w:p>
     <w:p>
@@ -846,7 +846,7 @@
     <w:r>
       <w:tab/>
       <w:tab/>
-      <w:t>2026-08-14</w:t>
+      <w:t>2026-08-15</w:t>
       <w:br/>
       <w:br/>
     </w:r>

--- a/klagomål/A 22645-2026 FSC-klagomål.docx
+++ b/klagomål/A 22645-2026 FSC-klagomål.docx
@@ -846,7 +846,7 @@
     <w:r>
       <w:tab/>
       <w:tab/>
-      <w:t>2026-08-15</w:t>
+      <w:t>2026-08-16</w:t>
       <w:br/>
       <w:br/>
     </w:r>

--- a/klagomål/A 22645-2026 FSC-klagomål.docx
+++ b/klagomål/A 22645-2026 FSC-klagomål.docx
@@ -846,7 +846,7 @@
     <w:r>
       <w:tab/>
       <w:tab/>
-      <w:t>2026-08-16</w:t>
+      <w:t>2026-08-17</w:t>
       <w:br/>
       <w:br/>
     </w:r>

--- a/klagomål/A 22645-2026 FSC-klagomål.docx
+++ b/klagomål/A 22645-2026 FSC-klagomål.docx
@@ -846,7 +846,7 @@
     <w:r>
       <w:tab/>
       <w:tab/>
-      <w:t>2026-08-17</w:t>
+      <w:t>2026-08-18</w:t>
       <w:br/>
       <w:br/>
     </w:r>

--- a/klagomål/A 22645-2026 FSC-klagomål.docx
+++ b/klagomål/A 22645-2026 FSC-klagomål.docx
@@ -846,7 +846,7 @@
     <w:r>
       <w:tab/>
       <w:tab/>
-      <w:t>2026-08-18</w:t>
+      <w:t>2026-08-19</w:t>
       <w:br/>
       <w:br/>
     </w:r>

--- a/klagomål/A 22645-2026 FSC-klagomål.docx
+++ b/klagomål/A 22645-2026 FSC-klagomål.docx
@@ -846,7 +846,7 @@
     <w:r>
       <w:tab/>
       <w:tab/>
-      <w:t>2026-08-19</w:t>
+      <w:t>2026-08-20</w:t>
       <w:br/>
       <w:br/>
     </w:r>

--- a/klagomål/A 22645-2026 FSC-klagomål.docx
+++ b/klagomål/A 22645-2026 FSC-klagomål.docx
@@ -846,7 +846,7 @@
     <w:r>
       <w:tab/>
       <w:tab/>
-      <w:t>2026-08-20</w:t>
+      <w:t>2026-08-21</w:t>
       <w:br/>
       <w:br/>
     </w:r>

--- a/klagomål/A 22645-2026 FSC-klagomål.docx
+++ b/klagomål/A 22645-2026 FSC-klagomål.docx
@@ -846,7 +846,7 @@
     <w:r>
       <w:tab/>
       <w:tab/>
-      <w:t>2026-08-21</w:t>
+      <w:t>2026-08-22</w:t>
       <w:br/>
       <w:br/>
     </w:r>

--- a/klagomål/A 22645-2026 FSC-klagomål.docx
+++ b/klagomål/A 22645-2026 FSC-klagomål.docx
@@ -846,7 +846,7 @@
     <w:r>
       <w:tab/>
       <w:tab/>
-      <w:t>2026-08-22</w:t>
+      <w:t>2026-08-23</w:t>
       <w:br/>
       <w:br/>
     </w:r>

--- a/klagomål/A 22645-2026 FSC-klagomål.docx
+++ b/klagomål/A 22645-2026 FSC-klagomål.docx
@@ -846,7 +846,7 @@
     <w:r>
       <w:tab/>
       <w:tab/>
-      <w:t>2026-08-23</w:t>
+      <w:t>2026-08-24</w:t>
       <w:br/>
       <w:br/>
     </w:r>

--- a/klagomål/A 22645-2026 FSC-klagomål.docx
+++ b/klagomål/A 22645-2026 FSC-klagomål.docx
@@ -846,7 +846,7 @@
     <w:r>
       <w:tab/>
       <w:tab/>
-      <w:t>2026-08-24</w:t>
+      <w:t>2026-08-25</w:t>
       <w:br/>
       <w:br/>
     </w:r>

--- a/klagomål/A 22645-2026 FSC-klagomål.docx
+++ b/klagomål/A 22645-2026 FSC-klagomål.docx
@@ -846,7 +846,7 @@
     <w:r>
       <w:tab/>
       <w:tab/>
-      <w:t>2026-08-25</w:t>
+      <w:t>2026-08-26</w:t>
       <w:br/>
       <w:br/>
     </w:r>

--- a/klagomål/A 22645-2026 FSC-klagomål.docx
+++ b/klagomål/A 22645-2026 FSC-klagomål.docx
@@ -846,7 +846,7 @@
     <w:r>
       <w:tab/>
       <w:tab/>
-      <w:t>2026-08-26</w:t>
+      <w:t>2026-08-27</w:t>
       <w:br/>
       <w:br/>
     </w:r>

--- a/klagomål/A 22645-2026 FSC-klagomål.docx
+++ b/klagomål/A 22645-2026 FSC-klagomål.docx
@@ -846,7 +846,7 @@
     <w:r>
       <w:tab/>
       <w:tab/>
-      <w:t>2026-08-27</w:t>
+      <w:t>2026-08-28</w:t>
       <w:br/>
       <w:br/>
     </w:r>

--- a/klagomål/A 22645-2026 FSC-klagomål.docx
+++ b/klagomål/A 22645-2026 FSC-klagomål.docx
@@ -846,7 +846,7 @@
     <w:r>
       <w:tab/>
       <w:tab/>
-      <w:t>2026-08-28</w:t>
+      <w:t>2026-08-29</w:t>
       <w:br/>
       <w:br/>
     </w:r>

--- a/klagomål/A 22645-2026 FSC-klagomål.docx
+++ b/klagomål/A 22645-2026 FSC-klagomål.docx
@@ -846,7 +846,7 @@
     <w:r>
       <w:tab/>
       <w:tab/>
-      <w:t>2026-08-29</w:t>
+      <w:t>2026-08-31</w:t>
       <w:br/>
       <w:br/>
     </w:r>

--- a/klagomål/A 22645-2026 FSC-klagomål.docx
+++ b/klagomål/A 22645-2026 FSC-klagomål.docx
@@ -846,7 +846,7 @@
     <w:r>
       <w:tab/>
       <w:tab/>
-      <w:t>2026-08-31</w:t>
+      <w:t>2026-09-01</w:t>
       <w:br/>
       <w:br/>
     </w:r>

--- a/klagomål/A 22645-2026 FSC-klagomål.docx
+++ b/klagomål/A 22645-2026 FSC-klagomål.docx
@@ -846,7 +846,7 @@
     <w:r>
       <w:tab/>
       <w:tab/>
-      <w:t>2026-09-01</w:t>
+      <w:t>2026-09-02</w:t>
       <w:br/>
       <w:br/>
     </w:r>

--- a/klagomål/A 22645-2026 FSC-klagomål.docx
+++ b/klagomål/A 22645-2026 FSC-klagomål.docx
@@ -846,7 +846,7 @@
     <w:r>
       <w:tab/>
       <w:tab/>
-      <w:t>2026-09-02</w:t>
+      <w:t>2026-09-03</w:t>
       <w:br/>
       <w:br/>
     </w:r>

--- a/klagomål/A 22645-2026 FSC-klagomål.docx
+++ b/klagomål/A 22645-2026 FSC-klagomål.docx
@@ -846,7 +846,7 @@
     <w:r>
       <w:tab/>
       <w:tab/>
-      <w:t>2026-09-03</w:t>
+      <w:t>2026-09-04</w:t>
       <w:br/>
       <w:br/>
     </w:r>

--- a/klagomål/A 22645-2026 FSC-klagomål.docx
+++ b/klagomål/A 22645-2026 FSC-klagomål.docx
@@ -846,7 +846,7 @@
     <w:r>
       <w:tab/>
       <w:tab/>
-      <w:t>2026-09-04</w:t>
+      <w:t>2026-09-05</w:t>
       <w:br/>
       <w:br/>
     </w:r>

--- a/klagomål/A 22645-2026 FSC-klagomål.docx
+++ b/klagomål/A 22645-2026 FSC-klagomål.docx
@@ -846,7 +846,7 @@
     <w:r>
       <w:tab/>
       <w:tab/>
-      <w:t>2026-09-05</w:t>
+      <w:t>2026-09-06</w:t>
       <w:br/>
       <w:br/>
     </w:r>

--- a/klagomål/A 22645-2026 FSC-klagomål.docx
+++ b/klagomål/A 22645-2026 FSC-klagomål.docx
@@ -846,7 +846,7 @@
     <w:r>
       <w:tab/>
       <w:tab/>
-      <w:t>2026-09-06</w:t>
+      <w:t>2026-09-07</w:t>
       <w:br/>
       <w:br/>
     </w:r>

--- a/klagomål/A 22645-2026 FSC-klagomål.docx
+++ b/klagomål/A 22645-2026 FSC-klagomål.docx
@@ -846,7 +846,7 @@
     <w:r>
       <w:tab/>
       <w:tab/>
-      <w:t>2026-09-07</w:t>
+      <w:t>2026-09-08</w:t>
       <w:br/>
       <w:br/>
     </w:r>

--- a/klagomål/A 22645-2026 FSC-klagomål.docx
+++ b/klagomål/A 22645-2026 FSC-klagomål.docx
@@ -846,7 +846,7 @@
     <w:r>
       <w:tab/>
       <w:tab/>
-      <w:t>2026-09-08</w:t>
+      <w:t>2026-09-09</w:t>
       <w:br/>
       <w:br/>
     </w:r>

--- a/klagomål/A 22645-2026 FSC-klagomål.docx
+++ b/klagomål/A 22645-2026 FSC-klagomål.docx
@@ -846,7 +846,7 @@
     <w:r>
       <w:tab/>
       <w:tab/>
-      <w:t>2026-09-09</w:t>
+      <w:t>2026-09-10</w:t>
       <w:br/>
       <w:br/>
     </w:r>

--- a/klagomål/A 22645-2026 FSC-klagomål.docx
+++ b/klagomål/A 22645-2026 FSC-klagomål.docx
@@ -846,7 +846,7 @@
     <w:r>
       <w:tab/>
       <w:tab/>
-      <w:t>2026-09-10</w:t>
+      <w:t>2026-09-11</w:t>
       <w:br/>
       <w:br/>
     </w:r>

--- a/klagomål/A 22645-2026 FSC-klagomål.docx
+++ b/klagomål/A 22645-2026 FSC-klagomål.docx
@@ -846,7 +846,7 @@
     <w:r>
       <w:tab/>
       <w:tab/>
-      <w:t>2026-09-11</w:t>
+      <w:t>2026-09-12</w:t>
       <w:br/>
       <w:br/>
     </w:r>
